--- a/02_Reports/week4_progress_report.docx
+++ b/02_Reports/week4_progress_report.docx
@@ -177,6 +177,12 @@
     <w:p>
       <w:pPr>
         <w:spacing w:after="160" w:line="276" w:lineRule="auto"/>
+        <w:rPr>
+          <w:rFonts w:ascii="Calibri" w:eastAsia="Calibri" w:hAnsi="Calibri" w:cs="Calibri"/>
+          <w:sz w:val="22"/>
+          <w:szCs w:val="22"/>
+          <w:lang w:val="en-US"/>
+        </w:rPr>
       </w:pPr>
       <w:r>
         <w:rPr>
@@ -186,6 +192,47 @@
         </w:rPr>
         <w:t>Both incidents are documented in the accompanying incident timeline diagram, and both directly motivated the persistent-error detection mechanism added to all three runners this week: a systemic problem (retired model, billing block, exhausted quota) is now detected after a single exhausted retry sequence and stops the run immediately, rather than being discovered only after wastefully retrying all 220 prompts.</w:t>
       </w:r>
+    </w:p>
+    <w:p>
+      <w:pPr>
+        <w:spacing w:after="160" w:line="276" w:lineRule="auto"/>
+        <w:rPr>
+          <w:rFonts w:ascii="Calibri" w:eastAsia="Calibri" w:hAnsi="Calibri" w:cs="Calibri"/>
+          <w:sz w:val="22"/>
+          <w:szCs w:val="22"/>
+          <w:lang w:val="en-US"/>
+        </w:rPr>
+      </w:pPr>
+    </w:p>
+    <w:p>
+      <w:pPr>
+        <w:spacing w:after="160" w:line="276" w:lineRule="auto"/>
+        <w:rPr>
+          <w:rFonts w:ascii="Calibri" w:eastAsia="Calibri" w:hAnsi="Calibri" w:cs="Calibri"/>
+          <w:sz w:val="22"/>
+          <w:szCs w:val="22"/>
+          <w:lang w:val="en-US"/>
+        </w:rPr>
+      </w:pPr>
+    </w:p>
+    <w:p>
+      <w:pPr>
+        <w:spacing w:after="160" w:line="276" w:lineRule="auto"/>
+        <w:rPr>
+          <w:rFonts w:ascii="Calibri" w:eastAsia="Calibri" w:hAnsi="Calibri" w:cs="Calibri"/>
+          <w:sz w:val="22"/>
+          <w:szCs w:val="22"/>
+          <w:lang w:val="en-US"/>
+        </w:rPr>
+      </w:pPr>
+    </w:p>
+    <w:p>
+      <w:pPr>
+        <w:spacing w:after="160" w:line="276" w:lineRule="auto"/>
+        <w:rPr>
+          <w:lang w:val="en-US"/>
+        </w:rPr>
+      </w:pPr>
     </w:p>
     <w:p>
       <w:pPr>
@@ -200,12 +247,19 @@
           <w:sz w:val="23"/>
           <w:szCs w:val="23"/>
         </w:rPr>
+        <w:lastRenderedPageBreak/>
         <w:t>3.2 Gemini Runner</w:t>
       </w:r>
     </w:p>
     <w:p>
       <w:pPr>
         <w:spacing w:after="160" w:line="276" w:lineRule="auto"/>
+        <w:rPr>
+          <w:rFonts w:ascii="Calibri" w:eastAsia="Calibri" w:hAnsi="Calibri" w:cs="Calibri"/>
+          <w:sz w:val="22"/>
+          <w:szCs w:val="22"/>
+          <w:lang w:val="en-US"/>
+        </w:rPr>
       </w:pPr>
       <w:r>
         <w:rPr>
@@ -218,23 +272,50 @@
     </w:p>
     <w:p>
       <w:pPr>
-        <w:pBdr>
-          <w:top w:val="single" w:sz="6" w:space="0" w:color="999999"/>
-          <w:left w:val="single" w:sz="6" w:space="0" w:color="999999"/>
-          <w:bottom w:val="single" w:sz="6" w:space="0" w:color="999999"/>
-          <w:right w:val="single" w:sz="6" w:space="0" w:color="999999"/>
-        </w:pBdr>
-        <w:shd w:val="clear" w:color="auto" w:fill="F2F2F2"/>
-        <w:spacing w:before="120" w:after="200" w:line="276" w:lineRule="auto"/>
-      </w:pPr>
-      <w:r>
-        <w:rPr>
-          <w:rFonts w:ascii="Calibri" w:eastAsia="Calibri" w:hAnsi="Calibri" w:cs="Calibri"/>
-          <w:i/>
-          <w:iCs/>
-          <w:color w:val="555555"/>
-        </w:rPr>
-        <w:t>[ Insert Screenshot: terminal output of a successful Gemini run ]</w:t>
+        <w:spacing w:after="160" w:line="276" w:lineRule="auto"/>
+        <w:rPr>
+          <w:lang w:val="en-US"/>
+        </w:rPr>
+      </w:pPr>
+      <w:r>
+        <w:rPr>
+          <w:noProof/>
+        </w:rPr>
+        <w:drawing>
+          <wp:inline distT="0" distB="0" distL="0" distR="0" wp14:anchorId="0339AA99" wp14:editId="1569CC4C">
+            <wp:extent cx="6400800" cy="3600450"/>
+            <wp:effectExtent l="0" t="0" r="0" b="0"/>
+            <wp:docPr id="813950613" name="Picture 1"/>
+            <wp:cNvGraphicFramePr>
+              <a:graphicFrameLocks xmlns:a="http://schemas.openxmlformats.org/drawingml/2006/main" noChangeAspect="1"/>
+            </wp:cNvGraphicFramePr>
+            <a:graphic xmlns:a="http://schemas.openxmlformats.org/drawingml/2006/main">
+              <a:graphicData uri="http://schemas.openxmlformats.org/drawingml/2006/picture">
+                <pic:pic xmlns:pic="http://schemas.openxmlformats.org/drawingml/2006/picture">
+                  <pic:nvPicPr>
+                    <pic:cNvPr id="813950613" name=""/>
+                    <pic:cNvPicPr/>
+                  </pic:nvPicPr>
+                  <pic:blipFill>
+                    <a:blip r:embed="rId5"/>
+                    <a:stretch>
+                      <a:fillRect/>
+                    </a:stretch>
+                  </pic:blipFill>
+                  <pic:spPr>
+                    <a:xfrm>
+                      <a:off x="0" y="0"/>
+                      <a:ext cx="6400800" cy="3600450"/>
+                    </a:xfrm>
+                    <a:prstGeom prst="rect">
+                      <a:avLst/>
+                    </a:prstGeom>
+                  </pic:spPr>
+                </pic:pic>
+              </a:graphicData>
+            </a:graphic>
+          </wp:inline>
+        </w:drawing>
       </w:r>
     </w:p>
     <w:p>
@@ -250,7 +331,6 @@
           <w:sz w:val="23"/>
           <w:szCs w:val="23"/>
         </w:rPr>
-        <w:lastRenderedPageBreak/>
         <w:t>3.3 Mistral Runner</w:t>
       </w:r>
     </w:p>
@@ -297,90 +377,6 @@
                 <pic:pic xmlns:pic="http://schemas.openxmlformats.org/drawingml/2006/picture">
                   <pic:nvPicPr>
                     <pic:cNvPr id="917312511" name=""/>
-                    <pic:cNvPicPr/>
-                  </pic:nvPicPr>
-                  <pic:blipFill>
-                    <a:blip r:embed="rId5"/>
-                    <a:stretch>
-                      <a:fillRect/>
-                    </a:stretch>
-                  </pic:blipFill>
-                  <pic:spPr>
-                    <a:xfrm>
-                      <a:off x="0" y="0"/>
-                      <a:ext cx="5731510" cy="3223895"/>
-                    </a:xfrm>
-                    <a:prstGeom prst="rect">
-                      <a:avLst/>
-                    </a:prstGeom>
-                  </pic:spPr>
-                </pic:pic>
-              </a:graphicData>
-            </a:graphic>
-          </wp:inline>
-        </w:drawing>
-      </w:r>
-    </w:p>
-    <w:p>
-      <w:pPr>
-        <w:pStyle w:val="Heading2"/>
-        <w:spacing w:before="200" w:after="100"/>
-      </w:pPr>
-      <w:r>
-        <w:rPr>
-          <w:rFonts w:ascii="Calibri" w:eastAsia="Calibri" w:hAnsi="Calibri" w:cs="Calibri"/>
-          <w:b/>
-          <w:bCs/>
-          <w:sz w:val="23"/>
-          <w:szCs w:val="23"/>
-        </w:rPr>
-        <w:t>3.4 Groq Runner</w:t>
-      </w:r>
-    </w:p>
-    <w:p>
-      <w:pPr>
-        <w:spacing w:after="160" w:line="276" w:lineRule="auto"/>
-        <w:rPr>
-          <w:rFonts w:ascii="Calibri" w:eastAsia="Calibri" w:hAnsi="Calibri" w:cs="Calibri"/>
-          <w:i/>
-          <w:iCs/>
-          <w:color w:val="555555"/>
-          <w:lang w:val="en-US"/>
-        </w:rPr>
-      </w:pPr>
-      <w:r>
-        <w:rPr>
-          <w:rFonts w:ascii="Calibri" w:eastAsia="Calibri" w:hAnsi="Calibri" w:cs="Calibri"/>
-          <w:sz w:val="22"/>
-          <w:szCs w:val="22"/>
-        </w:rPr>
-        <w:t>Implemented run_groq_benchmark.py calling the groq SDK directly, reusing the pattern already verified in earlier weeks.</w:t>
-      </w:r>
-    </w:p>
-    <w:p>
-      <w:pPr>
-        <w:spacing w:after="160" w:line="276" w:lineRule="auto"/>
-        <w:rPr>
-          <w:lang w:val="en-US"/>
-        </w:rPr>
-      </w:pPr>
-      <w:r>
-        <w:rPr>
-          <w:noProof/>
-        </w:rPr>
-        <w:drawing>
-          <wp:inline distT="0" distB="0" distL="0" distR="0" wp14:anchorId="61E046EF" wp14:editId="740E362F">
-            <wp:extent cx="5731510" cy="3223895"/>
-            <wp:effectExtent l="0" t="0" r="2540" b="0"/>
-            <wp:docPr id="1373949198" name="Picture 1"/>
-            <wp:cNvGraphicFramePr>
-              <a:graphicFrameLocks xmlns:a="http://schemas.openxmlformats.org/drawingml/2006/main" noChangeAspect="1"/>
-            </wp:cNvGraphicFramePr>
-            <a:graphic xmlns:a="http://schemas.openxmlformats.org/drawingml/2006/main">
-              <a:graphicData uri="http://schemas.openxmlformats.org/drawingml/2006/picture">
-                <pic:pic xmlns:pic="http://schemas.openxmlformats.org/drawingml/2006/picture">
-                  <pic:nvPicPr>
-                    <pic:cNvPr id="1373949198" name=""/>
                     <pic:cNvPicPr/>
                   </pic:nvPicPr>
                   <pic:blipFill>
@@ -407,22 +403,6 @@
     </w:p>
     <w:p>
       <w:pPr>
-        <w:spacing w:after="160" w:line="276" w:lineRule="auto"/>
-        <w:rPr>
-          <w:lang w:val="en-US"/>
-        </w:rPr>
-      </w:pPr>
-    </w:p>
-    <w:p>
-      <w:pPr>
-        <w:spacing w:after="160" w:line="276" w:lineRule="auto"/>
-        <w:rPr>
-          <w:lang w:val="en-US"/>
-        </w:rPr>
-      </w:pPr>
-    </w:p>
-    <w:p>
-      <w:pPr>
         <w:pStyle w:val="Heading2"/>
         <w:spacing w:before="200" w:after="100"/>
       </w:pPr>
@@ -435,6 +415,106 @@
           <w:szCs w:val="23"/>
         </w:rPr>
         <w:lastRenderedPageBreak/>
+        <w:t>3.4 Groq Runner</w:t>
+      </w:r>
+    </w:p>
+    <w:p>
+      <w:pPr>
+        <w:spacing w:after="160" w:line="276" w:lineRule="auto"/>
+        <w:rPr>
+          <w:rFonts w:ascii="Calibri" w:eastAsia="Calibri" w:hAnsi="Calibri" w:cs="Calibri"/>
+          <w:i/>
+          <w:iCs/>
+          <w:color w:val="555555"/>
+          <w:lang w:val="en-US"/>
+        </w:rPr>
+      </w:pPr>
+      <w:r>
+        <w:rPr>
+          <w:rFonts w:ascii="Calibri" w:eastAsia="Calibri" w:hAnsi="Calibri" w:cs="Calibri"/>
+          <w:sz w:val="22"/>
+          <w:szCs w:val="22"/>
+        </w:rPr>
+        <w:t>Implemented run_groq_benchmark.py calling the groq SDK directly, reusing the pattern already verified in earlier weeks.</w:t>
+      </w:r>
+    </w:p>
+    <w:p>
+      <w:pPr>
+        <w:spacing w:after="160" w:line="276" w:lineRule="auto"/>
+        <w:rPr>
+          <w:lang w:val="en-US"/>
+        </w:rPr>
+      </w:pPr>
+      <w:r>
+        <w:rPr>
+          <w:noProof/>
+        </w:rPr>
+        <w:drawing>
+          <wp:inline distT="0" distB="0" distL="0" distR="0" wp14:anchorId="61E046EF" wp14:editId="740E362F">
+            <wp:extent cx="5731510" cy="3223895"/>
+            <wp:effectExtent l="0" t="0" r="2540" b="0"/>
+            <wp:docPr id="1373949198" name="Picture 1"/>
+            <wp:cNvGraphicFramePr>
+              <a:graphicFrameLocks xmlns:a="http://schemas.openxmlformats.org/drawingml/2006/main" noChangeAspect="1"/>
+            </wp:cNvGraphicFramePr>
+            <a:graphic xmlns:a="http://schemas.openxmlformats.org/drawingml/2006/main">
+              <a:graphicData uri="http://schemas.openxmlformats.org/drawingml/2006/picture">
+                <pic:pic xmlns:pic="http://schemas.openxmlformats.org/drawingml/2006/picture">
+                  <pic:nvPicPr>
+                    <pic:cNvPr id="1373949198" name=""/>
+                    <pic:cNvPicPr/>
+                  </pic:nvPicPr>
+                  <pic:blipFill>
+                    <a:blip r:embed="rId7"/>
+                    <a:stretch>
+                      <a:fillRect/>
+                    </a:stretch>
+                  </pic:blipFill>
+                  <pic:spPr>
+                    <a:xfrm>
+                      <a:off x="0" y="0"/>
+                      <a:ext cx="5731510" cy="3223895"/>
+                    </a:xfrm>
+                    <a:prstGeom prst="rect">
+                      <a:avLst/>
+                    </a:prstGeom>
+                  </pic:spPr>
+                </pic:pic>
+              </a:graphicData>
+            </a:graphic>
+          </wp:inline>
+        </w:drawing>
+      </w:r>
+    </w:p>
+    <w:p>
+      <w:pPr>
+        <w:spacing w:after="160" w:line="276" w:lineRule="auto"/>
+        <w:rPr>
+          <w:lang w:val="en-US"/>
+        </w:rPr>
+      </w:pPr>
+    </w:p>
+    <w:p>
+      <w:pPr>
+        <w:spacing w:after="160" w:line="276" w:lineRule="auto"/>
+        <w:rPr>
+          <w:lang w:val="en-US"/>
+        </w:rPr>
+      </w:pPr>
+    </w:p>
+    <w:p>
+      <w:pPr>
+        <w:pStyle w:val="Heading2"/>
+        <w:spacing w:before="200" w:after="100"/>
+      </w:pPr>
+      <w:r>
+        <w:rPr>
+          <w:rFonts w:ascii="Calibri" w:eastAsia="Calibri" w:hAnsi="Calibri" w:cs="Calibri"/>
+          <w:b/>
+          <w:bCs/>
+          <w:sz w:val="23"/>
+          <w:szCs w:val="23"/>
+        </w:rPr>
         <w:t>3.5 Supervisor Compliance &amp; Validation</w:t>
       </w:r>
     </w:p>
@@ -468,6 +548,7 @@
         <w:rPr>
           <w:noProof/>
         </w:rPr>
+        <w:lastRenderedPageBreak/>
         <w:drawing>
           <wp:inline distT="0" distB="0" distL="0" distR="0" wp14:anchorId="1B07CE88" wp14:editId="446CBC82">
             <wp:extent cx="4624387" cy="3552825"/>
@@ -484,7 +565,7 @@
                     <pic:cNvPicPr/>
                   </pic:nvPicPr>
                   <pic:blipFill>
-                    <a:blip r:embed="rId7" cstate="print">
+                    <a:blip r:embed="rId8" cstate="print">
                       <a:extLst>
                         <a:ext uri="{28A0092B-C50C-407E-A947-70E740481C1C}">
                           <a14:useLocalDpi xmlns:a14="http://schemas.microsoft.com/office/drawing/2010/main" val="0"/>
@@ -620,7 +701,6 @@
           <w:sz w:val="26"/>
           <w:szCs w:val="26"/>
         </w:rPr>
-        <w:lastRenderedPageBreak/>
         <w:t>4. Results</w:t>
       </w:r>
     </w:p>
@@ -652,6 +732,7 @@
         <w:rPr>
           <w:noProof/>
         </w:rPr>
+        <w:lastRenderedPageBreak/>
         <w:drawing>
           <wp:inline distT="0" distB="0" distL="0" distR="0" wp14:anchorId="2F9E276A" wp14:editId="1F275ECE">
             <wp:extent cx="3995738" cy="3492500"/>
@@ -668,7 +749,7 @@
                     <pic:cNvPicPr/>
                   </pic:nvPicPr>
                   <pic:blipFill>
-                    <a:blip r:embed="rId8" cstate="print">
+                    <a:blip r:embed="rId9" cstate="print">
                       <a:extLst>
                         <a:ext uri="{28A0092B-C50C-407E-A947-70E740481C1C}">
                           <a14:useLocalDpi xmlns:a14="http://schemas.microsoft.com/office/drawing/2010/main" val="0"/>
@@ -762,7 +843,7 @@
                     <pic:cNvPicPr/>
                   </pic:nvPicPr>
                   <pic:blipFill>
-                    <a:blip r:embed="rId9" cstate="print">
+                    <a:blip r:embed="rId10" cstate="print">
                       <a:extLst>
                         <a:ext uri="{28A0092B-C50C-407E-A947-70E740481C1C}">
                           <a14:useLocalDpi xmlns:a14="http://schemas.microsoft.com/office/drawing/2010/main" val="0"/>
@@ -815,7 +896,6 @@
           <w:sz w:val="22"/>
           <w:szCs w:val="22"/>
         </w:rPr>
-        <w:lastRenderedPageBreak/>
         <w:t>Gemini_Logs, Mistral_Logs, and Groq_Logs</w:t>
       </w:r>
       <w:r>
@@ -842,6 +922,7 @@
           <w:sz w:val="22"/>
           <w:szCs w:val="22"/>
         </w:rPr>
+        <w:lastRenderedPageBreak/>
         <w:t>Two genuine provider-side incidents (Gemini model retirement, Cerebras billing requirement) were encountered, diagnosed, and resolved, and both directly motivated a permanent reliability improvement (persistent-error detection) applied across all three runners.</w:t>
       </w:r>
     </w:p>
@@ -871,7 +952,7 @@
                     <pic:cNvPicPr/>
                   </pic:nvPicPr>
                   <pic:blipFill>
-                    <a:blip r:embed="rId10" cstate="print">
+                    <a:blip r:embed="rId11" cstate="print">
                       <a:extLst>
                         <a:ext uri="{28A0092B-C50C-407E-A947-70E740481C1C}">
                           <a14:useLocalDpi xmlns:a14="http://schemas.microsoft.com/office/drawing/2010/main" val="0"/>

--- a/02_Reports/week4_progress_report.docx
+++ b/02_Reports/week4_progress_report.docx
@@ -544,85 +544,6 @@
           <w:lang w:val="en-US"/>
         </w:rPr>
       </w:pPr>
-      <w:r>
-        <w:rPr>
-          <w:noProof/>
-        </w:rPr>
-        <w:lastRenderedPageBreak/>
-        <w:drawing>
-          <wp:inline distT="0" distB="0" distL="0" distR="0" wp14:anchorId="1B07CE88" wp14:editId="446CBC82">
-            <wp:extent cx="4624387" cy="3552825"/>
-            <wp:effectExtent l="0" t="0" r="0" b="0"/>
-            <wp:docPr id="1690890534" name="Picture 1"/>
-            <wp:cNvGraphicFramePr>
-              <a:graphicFrameLocks xmlns:a="http://schemas.openxmlformats.org/drawingml/2006/main" noChangeAspect="1"/>
-            </wp:cNvGraphicFramePr>
-            <a:graphic xmlns:a="http://schemas.openxmlformats.org/drawingml/2006/main">
-              <a:graphicData uri="http://schemas.openxmlformats.org/drawingml/2006/picture">
-                <pic:pic xmlns:pic="http://schemas.openxmlformats.org/drawingml/2006/picture">
-                  <pic:nvPicPr>
-                    <pic:cNvPr id="1690890534" name="Picture 1690890534"/>
-                    <pic:cNvPicPr/>
-                  </pic:nvPicPr>
-                  <pic:blipFill>
-                    <a:blip r:embed="rId8" cstate="print">
-                      <a:extLst>
-                        <a:ext uri="{28A0092B-C50C-407E-A947-70E740481C1C}">
-                          <a14:useLocalDpi xmlns:a14="http://schemas.microsoft.com/office/drawing/2010/main" val="0"/>
-                        </a:ext>
-                      </a:extLst>
-                    </a:blip>
-                    <a:stretch>
-                      <a:fillRect/>
-                    </a:stretch>
-                  </pic:blipFill>
-                  <pic:spPr>
-                    <a:xfrm>
-                      <a:off x="0" y="0"/>
-                      <a:ext cx="4627492" cy="3555211"/>
-                    </a:xfrm>
-                    <a:prstGeom prst="rect">
-                      <a:avLst/>
-                    </a:prstGeom>
-                  </pic:spPr>
-                </pic:pic>
-              </a:graphicData>
-            </a:graphic>
-          </wp:inline>
-        </w:drawing>
-      </w:r>
-    </w:p>
-    <w:p>
-      <w:pPr>
-        <w:spacing w:after="160" w:line="276" w:lineRule="auto"/>
-        <w:rPr>
-          <w:lang w:val="en-US"/>
-        </w:rPr>
-      </w:pPr>
-    </w:p>
-    <w:p>
-      <w:pPr>
-        <w:spacing w:after="160" w:line="276" w:lineRule="auto"/>
-        <w:rPr>
-          <w:lang w:val="en-US"/>
-        </w:rPr>
-      </w:pPr>
-    </w:p>
-    <w:p>
-      <w:pPr>
-        <w:spacing w:after="160" w:line="276" w:lineRule="auto"/>
-        <w:rPr>
-          <w:lang w:val="en-US"/>
-        </w:rPr>
-      </w:pPr>
-    </w:p>
-    <w:p>
-      <w:pPr>
-        <w:spacing w:after="160" w:line="276" w:lineRule="auto"/>
-        <w:rPr>
-          <w:lang w:val="en-US"/>
-        </w:rPr>
-      </w:pPr>
     </w:p>
     <w:p>
       <w:pPr>
@@ -701,6 +622,7 @@
           <w:sz w:val="26"/>
           <w:szCs w:val="26"/>
         </w:rPr>
+        <w:lastRenderedPageBreak/>
         <w:t>4. Results</w:t>
       </w:r>
     </w:p>
@@ -732,7 +654,6 @@
         <w:rPr>
           <w:noProof/>
         </w:rPr>
-        <w:lastRenderedPageBreak/>
         <w:drawing>
           <wp:inline distT="0" distB="0" distL="0" distR="0" wp14:anchorId="2F9E276A" wp14:editId="1F275ECE">
             <wp:extent cx="3995738" cy="3492500"/>
@@ -749,7 +670,7 @@
                     <pic:cNvPicPr/>
                   </pic:nvPicPr>
                   <pic:blipFill>
-                    <a:blip r:embed="rId9" cstate="print">
+                    <a:blip r:embed="rId8" cstate="print">
                       <a:extLst>
                         <a:ext uri="{28A0092B-C50C-407E-A947-70E740481C1C}">
                           <a14:useLocalDpi xmlns:a14="http://schemas.microsoft.com/office/drawing/2010/main" val="0"/>
@@ -843,7 +764,7 @@
                     <pic:cNvPicPr/>
                   </pic:nvPicPr>
                   <pic:blipFill>
-                    <a:blip r:embed="rId10" cstate="print">
+                    <a:blip r:embed="rId9" cstate="print">
                       <a:extLst>
                         <a:ext uri="{28A0092B-C50C-407E-A947-70E740481C1C}">
                           <a14:useLocalDpi xmlns:a14="http://schemas.microsoft.com/office/drawing/2010/main" val="0"/>
@@ -896,6 +817,7 @@
           <w:sz w:val="22"/>
           <w:szCs w:val="22"/>
         </w:rPr>
+        <w:lastRenderedPageBreak/>
         <w:t>Gemini_Logs, Mistral_Logs, and Groq_Logs</w:t>
       </w:r>
       <w:r>
@@ -922,7 +844,6 @@
           <w:sz w:val="22"/>
           <w:szCs w:val="22"/>
         </w:rPr>
-        <w:lastRenderedPageBreak/>
         <w:t>Two genuine provider-side incidents (Gemini model retirement, Cerebras billing requirement) were encountered, diagnosed, and resolved, and both directly motivated a permanent reliability improvement (persistent-error detection) applied across all three runners.</w:t>
       </w:r>
     </w:p>
@@ -952,7 +873,7 @@
                     <pic:cNvPicPr/>
                   </pic:nvPicPr>
                   <pic:blipFill>
-                    <a:blip r:embed="rId11" cstate="print">
+                    <a:blip r:embed="rId10" cstate="print">
                       <a:extLst>
                         <a:ext uri="{28A0092B-C50C-407E-A947-70E740481C1C}">
                           <a14:useLocalDpi xmlns:a14="http://schemas.microsoft.com/office/drawing/2010/main" val="0"/>

--- a/02_Reports/week4_progress_report.docx
+++ b/02_Reports/week4_progress_report.docx
@@ -919,14 +919,35 @@
     <w:p>
       <w:pPr>
         <w:spacing w:after="160" w:line="276" w:lineRule="auto"/>
-      </w:pPr>
-      <w:r>
-        <w:rPr>
-          <w:rFonts w:ascii="Calibri" w:eastAsia="Calibri" w:hAnsi="Calibri" w:cs="Calibri"/>
-          <w:sz w:val="22"/>
-          <w:szCs w:val="22"/>
-        </w:rPr>
-        <w:t>Complete any remaining Gemini data collection, then begin statistical aggregation of the collected responses: parsing all JSON logs, applying rubric scores, and computing mean and variance per rubric dimension per model as defined in aggregate_results.py.</w:t>
+        <w:rPr>
+          <w:lang w:val="en-US"/>
+        </w:rPr>
+      </w:pPr>
+      <w:r>
+        <w:rPr>
+          <w:rFonts w:ascii="Calibri" w:eastAsia="Calibri" w:hAnsi="Calibri" w:cs="Calibri"/>
+          <w:sz w:val="22"/>
+          <w:szCs w:val="22"/>
+          <w:lang w:val="en-US"/>
+        </w:rPr>
+        <w:t xml:space="preserve">Beginning of </w:t>
+      </w:r>
+      <w:r>
+        <w:rPr>
+          <w:rFonts w:ascii="Calibri" w:eastAsia="Calibri" w:hAnsi="Calibri" w:cs="Calibri"/>
+          <w:sz w:val="22"/>
+          <w:szCs w:val="22"/>
+        </w:rPr>
+        <w:t>statistical aggregation of the collected responses: parsing all JSON logs, applying rubric scores, and computing mean and variance per rubric dimension per model</w:t>
+      </w:r>
+      <w:r>
+        <w:rPr>
+          <w:rFonts w:ascii="Calibri" w:eastAsia="Calibri" w:hAnsi="Calibri" w:cs="Calibri"/>
+          <w:sz w:val="22"/>
+          <w:szCs w:val="22"/>
+          <w:lang w:val="en-US"/>
+        </w:rPr>
+        <w:t xml:space="preserve">s </w:t>
       </w:r>
     </w:p>
     <w:sectPr>

--- a/02_Reports/week4_progress_report.docx
+++ b/02_Reports/week4_progress_report.docx
@@ -192,6 +192,52 @@
           </wp:inline>
         </w:drawing>
       </w:r>
+      <w:r>
+        <w:rPr>
+          <w:lang w:val="en-US"/>
+        </w:rPr>
+        <w:br/>
+      </w:r>
+      <w:r>
+        <w:rPr>
+          <w:noProof/>
+        </w:rPr>
+        <w:drawing>
+          <wp:inline distT="0" distB="0" distL="0" distR="0" wp14:anchorId="7811ACFC" wp14:editId="04D20242">
+            <wp:extent cx="6400800" cy="3600450"/>
+            <wp:effectExtent l="0" t="0" r="0" b="0"/>
+            <wp:docPr id="1425624255" name="Picture 1"/>
+            <wp:cNvGraphicFramePr>
+              <a:graphicFrameLocks xmlns:a="http://schemas.openxmlformats.org/drawingml/2006/main" noChangeAspect="1"/>
+            </wp:cNvGraphicFramePr>
+            <a:graphic xmlns:a="http://schemas.openxmlformats.org/drawingml/2006/main">
+              <a:graphicData uri="http://schemas.openxmlformats.org/drawingml/2006/picture">
+                <pic:pic xmlns:pic="http://schemas.openxmlformats.org/drawingml/2006/picture">
+                  <pic:nvPicPr>
+                    <pic:cNvPr id="1425624255" name=""/>
+                    <pic:cNvPicPr/>
+                  </pic:nvPicPr>
+                  <pic:blipFill>
+                    <a:blip r:embed="rId6"/>
+                    <a:stretch>
+                      <a:fillRect/>
+                    </a:stretch>
+                  </pic:blipFill>
+                  <pic:spPr>
+                    <a:xfrm>
+                      <a:off x="0" y="0"/>
+                      <a:ext cx="6400800" cy="3600450"/>
+                    </a:xfrm>
+                    <a:prstGeom prst="rect">
+                      <a:avLst/>
+                    </a:prstGeom>
+                  </pic:spPr>
+                </pic:pic>
+              </a:graphicData>
+            </a:graphic>
+          </wp:inline>
+        </w:drawing>
+      </w:r>
     </w:p>
     <w:p>
       <w:pPr>
@@ -317,7 +363,6 @@
         <w:rPr>
           <w:noProof/>
         </w:rPr>
-        <w:lastRenderedPageBreak/>
         <w:drawing>
           <wp:inline distT="0" distB="0" distL="0" distR="0" wp14:anchorId="683B184A" wp14:editId="4EF73091">
             <wp:extent cx="6400800" cy="3295650"/>
@@ -334,7 +379,7 @@
                     <pic:cNvPicPr/>
                   </pic:nvPicPr>
                   <pic:blipFill>
-                    <a:blip r:embed="rId6"/>
+                    <a:blip r:embed="rId7"/>
                     <a:stretch>
                       <a:fillRect/>
                     </a:stretch>
@@ -374,6 +419,7 @@
         <w:rPr>
           <w:noProof/>
         </w:rPr>
+        <w:lastRenderedPageBreak/>
         <w:drawing>
           <wp:inline distT="0" distB="0" distL="0" distR="0" wp14:anchorId="29AEAF2A" wp14:editId="50125EA3">
             <wp:extent cx="6400800" cy="3319463"/>
@@ -390,7 +436,7 @@
                     <pic:cNvPicPr/>
                   </pic:nvPicPr>
                   <pic:blipFill>
-                    <a:blip r:embed="rId7"/>
+                    <a:blip r:embed="rId8"/>
                     <a:stretch>
                       <a:fillRect/>
                     </a:stretch>
@@ -422,7 +468,6 @@
         <w:rPr>
           <w:noProof/>
         </w:rPr>
-        <w:lastRenderedPageBreak/>
         <w:drawing>
           <wp:inline distT="0" distB="0" distL="0" distR="0" wp14:anchorId="1FF310D9" wp14:editId="2DBB368F">
             <wp:extent cx="6400800" cy="3305175"/>
@@ -439,7 +484,7 @@
                     <pic:cNvPicPr/>
                   </pic:nvPicPr>
                   <pic:blipFill>
-                    <a:blip r:embed="rId8"/>
+                    <a:blip r:embed="rId9"/>
                     <a:stretch>
                       <a:fillRect/>
                     </a:stretch>
@@ -515,6 +560,7 @@
           <w:iCs/>
           <w:color w:val="555555"/>
         </w:rPr>
+        <w:lastRenderedPageBreak/>
         <w:t>[ Insert Screenshot: Readable_Results docx showing a stochastic-sample prompt with all 5 runs visible ]</w:t>
       </w:r>
     </w:p>
@@ -632,7 +678,6 @@
           <w:sz w:val="22"/>
           <w:szCs w:val="22"/>
         </w:rPr>
-        <w:lastRenderedPageBreak/>
         <w:t>Results consolidation scripts updated to correctly handle both single-run and multi-run (5x) prompt data without conflating or losing any response.</w:t>
       </w:r>
     </w:p>

--- a/02_Reports/week4_progress_report.docx
+++ b/02_Reports/week4_progress_report.docx
@@ -148,14 +148,115 @@
       <w:pPr>
         <w:spacing w:after="160" w:line="276" w:lineRule="auto"/>
         <w:rPr>
-          <w:lang w:val="en-US"/>
-        </w:rPr>
-      </w:pPr>
-      <w:r>
-        <w:rPr>
           <w:noProof/>
+          <w:lang w:val="en-US"/>
+        </w:rPr>
+      </w:pPr>
+    </w:p>
+    <w:p>
+      <w:pPr>
+        <w:spacing w:after="160" w:line="276" w:lineRule="auto"/>
+        <w:rPr>
+          <w:noProof/>
+          <w:lang w:val="en-US"/>
+        </w:rPr>
+      </w:pPr>
+    </w:p>
+    <w:p>
+      <w:pPr>
+        <w:spacing w:after="160" w:line="276" w:lineRule="auto"/>
+        <w:rPr>
+          <w:noProof/>
+          <w:lang w:val="en-US"/>
+        </w:rPr>
+      </w:pPr>
+    </w:p>
+    <w:p>
+      <w:pPr>
+        <w:spacing w:after="160" w:line="276" w:lineRule="auto"/>
+        <w:rPr>
+          <w:noProof/>
+          <w:lang w:val="en-US"/>
+        </w:rPr>
+      </w:pPr>
+    </w:p>
+    <w:p>
+      <w:pPr>
+        <w:spacing w:after="160" w:line="276" w:lineRule="auto"/>
+        <w:rPr>
+          <w:noProof/>
+          <w:lang w:val="en-US"/>
+        </w:rPr>
+      </w:pPr>
+    </w:p>
+    <w:p>
+      <w:pPr>
+        <w:spacing w:after="160" w:line="276" w:lineRule="auto"/>
+        <w:rPr>
+          <w:noProof/>
+          <w:lang w:val="en-US"/>
+        </w:rPr>
+      </w:pPr>
+    </w:p>
+    <w:p>
+      <w:pPr>
+        <w:spacing w:after="160" w:line="276" w:lineRule="auto"/>
+        <w:rPr>
+          <w:noProof/>
+          <w:lang w:val="en-US"/>
+        </w:rPr>
+      </w:pPr>
+    </w:p>
+    <w:p>
+      <w:pPr>
+        <w:spacing w:after="160" w:line="276" w:lineRule="auto"/>
+        <w:rPr>
+          <w:noProof/>
+          <w:lang w:val="en-US"/>
+        </w:rPr>
+      </w:pPr>
+    </w:p>
+    <w:p>
+      <w:pPr>
+        <w:spacing w:after="160" w:line="276" w:lineRule="auto"/>
+        <w:rPr>
+          <w:noProof/>
+          <w:lang w:val="en-US"/>
+        </w:rPr>
+      </w:pPr>
+      <w:r>
+        <w:rPr>
+          <w:b/>
+          <w:bCs/>
+          <w:sz w:val="22"/>
+          <w:szCs w:val="22"/>
+          <w:lang w:val="en-US"/>
         </w:rPr>
         <w:lastRenderedPageBreak/>
+        <w:t>Gemini</w:t>
+      </w:r>
+      <w:r>
+        <w:rPr>
+          <w:b/>
+          <w:bCs/>
+          <w:sz w:val="22"/>
+          <w:szCs w:val="22"/>
+          <w:lang w:val="en-US"/>
+        </w:rPr>
+        <w:t>:</w:t>
+      </w:r>
+    </w:p>
+    <w:p>
+      <w:pPr>
+        <w:spacing w:after="160" w:line="276" w:lineRule="auto"/>
+        <w:rPr>
+          <w:lang w:val="en-US"/>
+        </w:rPr>
+      </w:pPr>
+      <w:r>
+        <w:rPr>
+          <w:noProof/>
+        </w:rPr>
         <w:drawing>
           <wp:inline distT="0" distB="0" distL="0" distR="0" wp14:anchorId="176095AA" wp14:editId="67DACCB0">
             <wp:extent cx="6400800" cy="3600450"/>
@@ -238,6 +339,79 @@
           </wp:inline>
         </w:drawing>
       </w:r>
+      <w:r>
+        <w:rPr>
+          <w:lang w:val="en-US"/>
+        </w:rPr>
+        <w:br/>
+      </w:r>
+      <w:r>
+        <w:rPr>
+          <w:lang w:val="en-US"/>
+        </w:rPr>
+        <w:br/>
+      </w:r>
+      <w:r>
+        <w:rPr>
+          <w:b/>
+          <w:bCs/>
+          <w:sz w:val="22"/>
+          <w:szCs w:val="22"/>
+          <w:lang w:val="en-US"/>
+        </w:rPr>
+        <w:lastRenderedPageBreak/>
+        <w:t>Mistral:</w:t>
+      </w:r>
+      <w:r>
+        <w:rPr>
+          <w:b/>
+          <w:bCs/>
+          <w:sz w:val="22"/>
+          <w:szCs w:val="22"/>
+          <w:lang w:val="en-US"/>
+        </w:rPr>
+        <w:br/>
+      </w:r>
+      <w:r>
+        <w:rPr>
+          <w:noProof/>
+        </w:rPr>
+        <w:drawing>
+          <wp:inline distT="0" distB="0" distL="0" distR="0" wp14:anchorId="69B2A303" wp14:editId="67A1EC82">
+            <wp:extent cx="6400800" cy="3600450"/>
+            <wp:effectExtent l="0" t="0" r="0" b="0"/>
+            <wp:docPr id="258947736" name="Picture 1"/>
+            <wp:cNvGraphicFramePr>
+              <a:graphicFrameLocks xmlns:a="http://schemas.openxmlformats.org/drawingml/2006/main" noChangeAspect="1"/>
+            </wp:cNvGraphicFramePr>
+            <a:graphic xmlns:a="http://schemas.openxmlformats.org/drawingml/2006/main">
+              <a:graphicData uri="http://schemas.openxmlformats.org/drawingml/2006/picture">
+                <pic:pic xmlns:pic="http://schemas.openxmlformats.org/drawingml/2006/picture">
+                  <pic:nvPicPr>
+                    <pic:cNvPr id="258947736" name=""/>
+                    <pic:cNvPicPr/>
+                  </pic:nvPicPr>
+                  <pic:blipFill>
+                    <a:blip r:embed="rId7"/>
+                    <a:stretch>
+                      <a:fillRect/>
+                    </a:stretch>
+                  </pic:blipFill>
+                  <pic:spPr>
+                    <a:xfrm>
+                      <a:off x="0" y="0"/>
+                      <a:ext cx="6400800" cy="3600450"/>
+                    </a:xfrm>
+                    <a:prstGeom prst="rect">
+                      <a:avLst/>
+                    </a:prstGeom>
+                  </pic:spPr>
+                </pic:pic>
+              </a:graphicData>
+            </a:graphic>
+          </wp:inline>
+        </w:drawing>
+      </w:r>
     </w:p>
     <w:p>
       <w:pPr>
@@ -363,6 +537,7 @@
         <w:rPr>
           <w:noProof/>
         </w:rPr>
+        <w:lastRenderedPageBreak/>
         <w:drawing>
           <wp:inline distT="0" distB="0" distL="0" distR="0" wp14:anchorId="683B184A" wp14:editId="4EF73091">
             <wp:extent cx="6400800" cy="3295650"/>
@@ -379,7 +554,7 @@
                     <pic:cNvPicPr/>
                   </pic:nvPicPr>
                   <pic:blipFill>
-                    <a:blip r:embed="rId7"/>
+                    <a:blip r:embed="rId8"/>
                     <a:stretch>
                       <a:fillRect/>
                     </a:stretch>
@@ -419,7 +594,6 @@
         <w:rPr>
           <w:noProof/>
         </w:rPr>
-        <w:lastRenderedPageBreak/>
         <w:drawing>
           <wp:inline distT="0" distB="0" distL="0" distR="0" wp14:anchorId="29AEAF2A" wp14:editId="50125EA3">
             <wp:extent cx="6400800" cy="3319463"/>
@@ -436,7 +610,7 @@
                     <pic:cNvPicPr/>
                   </pic:nvPicPr>
                   <pic:blipFill>
-                    <a:blip r:embed="rId8"/>
+                    <a:blip r:embed="rId9"/>
                     <a:stretch>
                       <a:fillRect/>
                     </a:stretch>
@@ -468,6 +642,7 @@
         <w:rPr>
           <w:noProof/>
         </w:rPr>
+        <w:lastRenderedPageBreak/>
         <w:drawing>
           <wp:inline distT="0" distB="0" distL="0" distR="0" wp14:anchorId="1FF310D9" wp14:editId="2DBB368F">
             <wp:extent cx="6400800" cy="3305175"/>
@@ -484,7 +659,7 @@
                     <pic:cNvPicPr/>
                   </pic:nvPicPr>
                   <pic:blipFill>
-                    <a:blip r:embed="rId9"/>
+                    <a:blip r:embed="rId10"/>
                     <a:stretch>
                       <a:fillRect/>
                     </a:stretch>
@@ -560,7 +735,6 @@
           <w:iCs/>
           <w:color w:val="555555"/>
         </w:rPr>
-        <w:lastRenderedPageBreak/>
         <w:t>[ Insert Screenshot: Readable_Results docx showing a stochastic-sample prompt with all 5 runs visible ]</w:t>
       </w:r>
     </w:p>
@@ -678,6 +852,7 @@
           <w:sz w:val="22"/>
           <w:szCs w:val="22"/>
         </w:rPr>
+        <w:lastRenderedPageBreak/>
         <w:t>Results consolidation scripts updated to correctly handle both single-run and multi-run (5x) prompt data without conflating or losing any response.</w:t>
       </w:r>
     </w:p>

--- a/02_Reports/week4_progress_report.docx
+++ b/02_Reports/week4_progress_report.docx
@@ -250,6 +250,10 @@
       <w:pPr>
         <w:spacing w:after="160" w:line="276" w:lineRule="auto"/>
         <w:rPr>
+          <w:b/>
+          <w:bCs/>
+          <w:sz w:val="22"/>
+          <w:szCs w:val="22"/>
           <w:lang w:val="en-US"/>
         </w:rPr>
       </w:pPr>
@@ -415,6 +419,65 @@
     </w:p>
     <w:p>
       <w:pPr>
+        <w:spacing w:after="160" w:line="276" w:lineRule="auto"/>
+        <w:rPr>
+          <w:b/>
+          <w:bCs/>
+          <w:sz w:val="22"/>
+          <w:szCs w:val="22"/>
+          <w:lang w:val="en-US"/>
+        </w:rPr>
+      </w:pPr>
+    </w:p>
+    <w:p>
+      <w:pPr>
+        <w:spacing w:after="160" w:line="276" w:lineRule="auto"/>
+        <w:rPr>
+          <w:noProof/>
+          <w:lang w:val="en-US"/>
+        </w:rPr>
+      </w:pPr>
+      <w:r>
+        <w:rPr>
+          <w:b/>
+          <w:bCs/>
+          <w:sz w:val="22"/>
+          <w:szCs w:val="22"/>
+          <w:lang w:val="en-US"/>
+        </w:rPr>
+        <w:t>G</w:t>
+      </w:r>
+      <w:r>
+        <w:rPr>
+          <w:b/>
+          <w:bCs/>
+          <w:sz w:val="22"/>
+          <w:szCs w:val="22"/>
+          <w:lang w:val="en-US"/>
+        </w:rPr>
+        <w:t>roq</w:t>
+      </w:r>
+      <w:r>
+        <w:rPr>
+          <w:b/>
+          <w:bCs/>
+          <w:sz w:val="22"/>
+          <w:szCs w:val="22"/>
+          <w:lang w:val="en-US"/>
+        </w:rPr>
+        <w:t>:</w:t>
+      </w:r>
+    </w:p>
+    <w:p>
+      <w:pPr>
+        <w:spacing w:after="160" w:line="276" w:lineRule="auto"/>
+        <w:rPr>
+          <w:lang w:val="en-US"/>
+        </w:rPr>
+      </w:pPr>
+    </w:p>
+    <w:p>
+      <w:pPr>
         <w:pStyle w:val="Heading2"/>
         <w:spacing w:before="200" w:after="100"/>
       </w:pPr>
@@ -495,14 +558,140 @@
       <w:pPr>
         <w:pStyle w:val="Heading2"/>
         <w:spacing w:before="200" w:after="100"/>
-      </w:pPr>
-      <w:r>
         <w:rPr>
           <w:rFonts w:ascii="Calibri" w:eastAsia="Calibri" w:hAnsi="Calibri" w:cs="Calibri"/>
           <w:b/>
           <w:bCs/>
           <w:sz w:val="23"/>
           <w:szCs w:val="23"/>
+          <w:lang w:val="en-US"/>
+        </w:rPr>
+      </w:pPr>
+    </w:p>
+    <w:p>
+      <w:pPr>
+        <w:pStyle w:val="Heading2"/>
+        <w:spacing w:before="200" w:after="100"/>
+        <w:rPr>
+          <w:rFonts w:ascii="Calibri" w:eastAsia="Calibri" w:hAnsi="Calibri" w:cs="Calibri"/>
+          <w:b/>
+          <w:bCs/>
+          <w:sz w:val="23"/>
+          <w:szCs w:val="23"/>
+          <w:lang w:val="en-US"/>
+        </w:rPr>
+      </w:pPr>
+    </w:p>
+    <w:p>
+      <w:pPr>
+        <w:pStyle w:val="Heading2"/>
+        <w:spacing w:before="200" w:after="100"/>
+        <w:rPr>
+          <w:rFonts w:ascii="Calibri" w:eastAsia="Calibri" w:hAnsi="Calibri" w:cs="Calibri"/>
+          <w:b/>
+          <w:bCs/>
+          <w:sz w:val="23"/>
+          <w:szCs w:val="23"/>
+          <w:lang w:val="en-US"/>
+        </w:rPr>
+      </w:pPr>
+    </w:p>
+    <w:p>
+      <w:pPr>
+        <w:pStyle w:val="Heading2"/>
+        <w:spacing w:before="200" w:after="100"/>
+        <w:rPr>
+          <w:rFonts w:ascii="Calibri" w:eastAsia="Calibri" w:hAnsi="Calibri" w:cs="Calibri"/>
+          <w:b/>
+          <w:bCs/>
+          <w:sz w:val="23"/>
+          <w:szCs w:val="23"/>
+          <w:lang w:val="en-US"/>
+        </w:rPr>
+      </w:pPr>
+    </w:p>
+    <w:p>
+      <w:pPr>
+        <w:pStyle w:val="Heading2"/>
+        <w:spacing w:before="200" w:after="100"/>
+        <w:rPr>
+          <w:rFonts w:ascii="Calibri" w:eastAsia="Calibri" w:hAnsi="Calibri" w:cs="Calibri"/>
+          <w:b/>
+          <w:bCs/>
+          <w:sz w:val="23"/>
+          <w:szCs w:val="23"/>
+          <w:lang w:val="en-US"/>
+        </w:rPr>
+      </w:pPr>
+    </w:p>
+    <w:p>
+      <w:pPr>
+        <w:pStyle w:val="Heading2"/>
+        <w:spacing w:before="200" w:after="100"/>
+        <w:rPr>
+          <w:rFonts w:ascii="Calibri" w:eastAsia="Calibri" w:hAnsi="Calibri" w:cs="Calibri"/>
+          <w:b/>
+          <w:bCs/>
+          <w:sz w:val="23"/>
+          <w:szCs w:val="23"/>
+          <w:lang w:val="en-US"/>
+        </w:rPr>
+      </w:pPr>
+    </w:p>
+    <w:p>
+      <w:pPr>
+        <w:pStyle w:val="Heading2"/>
+        <w:spacing w:before="200" w:after="100"/>
+        <w:rPr>
+          <w:rFonts w:ascii="Calibri" w:eastAsia="Calibri" w:hAnsi="Calibri" w:cs="Calibri"/>
+          <w:b/>
+          <w:bCs/>
+          <w:sz w:val="23"/>
+          <w:szCs w:val="23"/>
+          <w:lang w:val="en-US"/>
+        </w:rPr>
+      </w:pPr>
+    </w:p>
+    <w:p>
+      <w:pPr>
+        <w:pStyle w:val="Heading2"/>
+        <w:spacing w:before="200" w:after="100"/>
+        <w:rPr>
+          <w:rFonts w:ascii="Calibri" w:eastAsia="Calibri" w:hAnsi="Calibri" w:cs="Calibri"/>
+          <w:b/>
+          <w:bCs/>
+          <w:sz w:val="23"/>
+          <w:szCs w:val="23"/>
+          <w:lang w:val="en-US"/>
+        </w:rPr>
+      </w:pPr>
+    </w:p>
+    <w:p>
+      <w:pPr>
+        <w:pStyle w:val="Heading2"/>
+        <w:spacing w:before="200" w:after="100"/>
+        <w:rPr>
+          <w:rFonts w:ascii="Calibri" w:eastAsia="Calibri" w:hAnsi="Calibri" w:cs="Calibri"/>
+          <w:b/>
+          <w:bCs/>
+          <w:sz w:val="23"/>
+          <w:szCs w:val="23"/>
+          <w:lang w:val="en-US"/>
+        </w:rPr>
+      </w:pPr>
+    </w:p>
+    <w:p>
+      <w:pPr>
+        <w:pStyle w:val="Heading2"/>
+        <w:spacing w:before="200" w:after="100"/>
+      </w:pPr>
+      <w:r>
+        <w:rPr>
+          <w:rFonts w:ascii="Calibri" w:eastAsia="Calibri" w:hAnsi="Calibri" w:cs="Calibri"/>
+          <w:b/>
+          <w:bCs/>
+          <w:sz w:val="23"/>
+          <w:szCs w:val="23"/>
         </w:rPr>
         <w:t>3.3 Controlled Environment Capture</w:t>
       </w:r>
@@ -537,7 +726,6 @@
         <w:rPr>
           <w:noProof/>
         </w:rPr>
-        <w:lastRenderedPageBreak/>
         <w:drawing>
           <wp:inline distT="0" distB="0" distL="0" distR="0" wp14:anchorId="683B184A" wp14:editId="4EF73091">
             <wp:extent cx="6400800" cy="3295650"/>
@@ -594,6 +782,7 @@
         <w:rPr>
           <w:noProof/>
         </w:rPr>
+        <w:lastRenderedPageBreak/>
         <w:drawing>
           <wp:inline distT="0" distB="0" distL="0" distR="0" wp14:anchorId="29AEAF2A" wp14:editId="50125EA3">
             <wp:extent cx="6400800" cy="3319463"/>
@@ -642,7 +831,6 @@
         <w:rPr>
           <w:noProof/>
         </w:rPr>
-        <w:lastRenderedPageBreak/>
         <w:drawing>
           <wp:inline distT="0" distB="0" distL="0" distR="0" wp14:anchorId="1FF310D9" wp14:editId="2DBB368F">
             <wp:extent cx="6400800" cy="3305175"/>
@@ -735,6 +923,7 @@
           <w:iCs/>
           <w:color w:val="555555"/>
         </w:rPr>
+        <w:lastRenderedPageBreak/>
         <w:t>[ Insert Screenshot: Readable_Results docx showing a stochastic-sample prompt with all 5 runs visible ]</w:t>
       </w:r>
     </w:p>
@@ -821,6 +1010,29 @@
     </w:p>
     <w:p>
       <w:pPr>
+        <w:spacing w:after="100" w:line="276" w:lineRule="auto"/>
+        <w:rPr>
+          <w:lang w:val="en-US"/>
+        </w:rPr>
+      </w:pPr>
+    </w:p>
+    <w:p>
+      <w:pPr>
+        <w:spacing w:after="100" w:line="276" w:lineRule="auto"/>
+        <w:rPr>
+          <w:lang w:val="en-US"/>
+        </w:rPr>
+      </w:pPr>
+    </w:p>
+    <w:p>
+      <w:pPr>
+        <w:pStyle w:val="ListParagraph"/>
+        <w:spacing w:after="100" w:line="276" w:lineRule="auto"/>
+        <w:ind w:left="720"/>
+      </w:pPr>
+    </w:p>
+    <w:p>
+      <w:pPr>
         <w:pStyle w:val="ListParagraph"/>
         <w:numPr>
           <w:ilvl w:val="0"/>
@@ -840,6 +1052,181 @@
     <w:p>
       <w:pPr>
         <w:pStyle w:val="ListParagraph"/>
+        <w:spacing w:after="100" w:line="276" w:lineRule="auto"/>
+        <w:ind w:left="720"/>
+      </w:pPr>
+      <w:r>
+        <w:rPr>
+          <w:noProof/>
+        </w:rPr>
+        <w:lastRenderedPageBreak/>
+        <w:drawing>
+          <wp:anchor distT="0" distB="0" distL="114300" distR="114300" simplePos="0" relativeHeight="251659264" behindDoc="0" locked="0" layoutInCell="1" allowOverlap="1" wp14:anchorId="19AB01DF" wp14:editId="5971E8A4">
+            <wp:simplePos x="0" y="0"/>
+            <wp:positionH relativeFrom="margin">
+              <wp:posOffset>885825</wp:posOffset>
+            </wp:positionH>
+            <wp:positionV relativeFrom="paragraph">
+              <wp:posOffset>186055</wp:posOffset>
+            </wp:positionV>
+            <wp:extent cx="4791075" cy="5109210"/>
+            <wp:effectExtent l="0" t="0" r="9525" b="0"/>
+            <wp:wrapTopAndBottom/>
+            <wp:docPr id="58513001" name="Picture 1"/>
+            <wp:cNvGraphicFramePr>
+              <a:graphicFrameLocks xmlns:a="http://schemas.openxmlformats.org/drawingml/2006/main" noChangeAspect="1"/>
+            </wp:cNvGraphicFramePr>
+            <a:graphic xmlns:a="http://schemas.openxmlformats.org/drawingml/2006/main">
+              <a:graphicData uri="http://schemas.openxmlformats.org/drawingml/2006/picture">
+                <pic:pic xmlns:pic="http://schemas.openxmlformats.org/drawingml/2006/picture">
+                  <pic:nvPicPr>
+                    <pic:cNvPr id="58513001" name="Picture 58513001"/>
+                    <pic:cNvPicPr/>
+                  </pic:nvPicPr>
+                  <pic:blipFill>
+                    <a:blip r:embed="rId11">
+                      <a:extLst>
+                        <a:ext uri="{28A0092B-C50C-407E-A947-70E740481C1C}">
+                          <a14:useLocalDpi xmlns:a14="http://schemas.microsoft.com/office/drawing/2010/main" val="0"/>
+                        </a:ext>
+                      </a:extLst>
+                    </a:blip>
+                    <a:stretch>
+                      <a:fillRect/>
+                    </a:stretch>
+                  </pic:blipFill>
+                  <pic:spPr>
+                    <a:xfrm>
+                      <a:off x="0" y="0"/>
+                      <a:ext cx="4791075" cy="5109210"/>
+                    </a:xfrm>
+                    <a:prstGeom prst="rect">
+                      <a:avLst/>
+                    </a:prstGeom>
+                  </pic:spPr>
+                </pic:pic>
+              </a:graphicData>
+            </a:graphic>
+            <wp14:sizeRelH relativeFrom="margin">
+              <wp14:pctWidth>0</wp14:pctWidth>
+            </wp14:sizeRelH>
+            <wp14:sizeRelV relativeFrom="margin">
+              <wp14:pctHeight>0</wp14:pctHeight>
+            </wp14:sizeRelV>
+          </wp:anchor>
+        </w:drawing>
+      </w:r>
+    </w:p>
+    <w:p>
+      <w:pPr>
+        <w:pStyle w:val="ListParagraph"/>
+        <w:spacing w:after="100" w:line="276" w:lineRule="auto"/>
+        <w:ind w:left="720"/>
+        <w:rPr>
+          <w:lang w:val="en-US"/>
+        </w:rPr>
+      </w:pPr>
+    </w:p>
+    <w:p>
+      <w:pPr>
+        <w:pStyle w:val="ListParagraph"/>
+        <w:spacing w:after="100" w:line="276" w:lineRule="auto"/>
+        <w:ind w:left="720"/>
+        <w:rPr>
+          <w:lang w:val="en-US"/>
+        </w:rPr>
+      </w:pPr>
+    </w:p>
+    <w:p>
+      <w:pPr>
+        <w:pStyle w:val="ListParagraph"/>
+        <w:spacing w:after="100" w:line="276" w:lineRule="auto"/>
+        <w:ind w:left="720"/>
+        <w:rPr>
+          <w:lang w:val="en-US"/>
+        </w:rPr>
+      </w:pPr>
+    </w:p>
+    <w:p>
+      <w:pPr>
+        <w:pStyle w:val="ListParagraph"/>
+        <w:spacing w:after="100" w:line="276" w:lineRule="auto"/>
+        <w:ind w:left="720"/>
+        <w:rPr>
+          <w:lang w:val="en-US"/>
+        </w:rPr>
+      </w:pPr>
+    </w:p>
+    <w:p>
+      <w:pPr>
+        <w:pStyle w:val="ListParagraph"/>
+        <w:spacing w:after="100" w:line="276" w:lineRule="auto"/>
+        <w:ind w:left="720"/>
+        <w:rPr>
+          <w:lang w:val="en-US"/>
+        </w:rPr>
+      </w:pPr>
+    </w:p>
+    <w:p>
+      <w:pPr>
+        <w:pStyle w:val="ListParagraph"/>
+        <w:spacing w:after="100" w:line="276" w:lineRule="auto"/>
+        <w:ind w:left="720"/>
+        <w:rPr>
+          <w:lang w:val="en-US"/>
+        </w:rPr>
+      </w:pPr>
+    </w:p>
+    <w:p>
+      <w:pPr>
+        <w:pStyle w:val="ListParagraph"/>
+        <w:spacing w:after="100" w:line="276" w:lineRule="auto"/>
+        <w:ind w:left="720"/>
+        <w:rPr>
+          <w:lang w:val="en-US"/>
+        </w:rPr>
+      </w:pPr>
+    </w:p>
+    <w:p>
+      <w:pPr>
+        <w:pStyle w:val="ListParagraph"/>
+        <w:spacing w:after="100" w:line="276" w:lineRule="auto"/>
+        <w:ind w:left="720"/>
+        <w:rPr>
+          <w:lang w:val="en-US"/>
+        </w:rPr>
+      </w:pPr>
+    </w:p>
+    <w:p>
+      <w:pPr>
+        <w:pStyle w:val="ListParagraph"/>
+        <w:spacing w:after="100" w:line="276" w:lineRule="auto"/>
+        <w:ind w:left="720"/>
+        <w:rPr>
+          <w:lang w:val="en-US"/>
+        </w:rPr>
+      </w:pPr>
+    </w:p>
+    <w:p>
+      <w:pPr>
+        <w:pStyle w:val="ListParagraph"/>
+        <w:spacing w:after="100" w:line="276" w:lineRule="auto"/>
+        <w:ind w:left="720"/>
+        <w:rPr>
+          <w:lang w:val="en-US"/>
+        </w:rPr>
+      </w:pPr>
+    </w:p>
+    <w:p>
+      <w:pPr>
+        <w:pStyle w:val="ListParagraph"/>
+        <w:spacing w:after="100" w:line="276" w:lineRule="auto"/>
+        <w:ind w:left="720"/>
+      </w:pPr>
+    </w:p>
+    <w:p>
+      <w:pPr>
+        <w:pStyle w:val="ListParagraph"/>
         <w:numPr>
           <w:ilvl w:val="0"/>
           <w:numId w:val="1"/>
@@ -852,64 +1239,102 @@
           <w:sz w:val="22"/>
           <w:szCs w:val="22"/>
         </w:rPr>
+        <w:t>Results consolidation scripts updated to correctly handle both single-run and multi-run (5x) prompt data without conflating or losing any response.</w:t>
+      </w:r>
+      <w:r>
+        <w:rPr>
+          <w:noProof/>
+        </w:rPr>
+        <w:t xml:space="preserve"> </w:t>
+      </w:r>
+    </w:p>
+    <w:p>
+      <w:pPr>
+        <w:pStyle w:val="ListParagraph"/>
+        <w:spacing w:after="100" w:line="276" w:lineRule="auto"/>
+        <w:ind w:left="720"/>
+      </w:pPr>
+    </w:p>
+    <w:p>
+      <w:pPr>
+        <w:pStyle w:val="ListParagraph"/>
+        <w:spacing w:after="100" w:line="276" w:lineRule="auto"/>
+        <w:ind w:left="720"/>
+      </w:pPr>
+      <w:r>
+        <w:rPr>
+          <w:noProof/>
+        </w:rPr>
         <w:lastRenderedPageBreak/>
-        <w:t>Results consolidation scripts updated to correctly handle both single-run and multi-run (5x) prompt data without conflating or losing any response.</w:t>
-      </w:r>
-    </w:p>
-    <w:p>
-      <w:pPr>
-        <w:pBdr>
-          <w:top w:val="single" w:sz="6" w:space="0" w:color="999999"/>
-          <w:left w:val="single" w:sz="6" w:space="0" w:color="999999"/>
-          <w:bottom w:val="single" w:sz="6" w:space="0" w:color="999999"/>
-          <w:right w:val="single" w:sz="6" w:space="0" w:color="999999"/>
-        </w:pBdr>
-        <w:shd w:val="clear" w:color="auto" w:fill="F2F2F2"/>
-        <w:spacing w:before="120" w:after="200" w:line="276" w:lineRule="auto"/>
-      </w:pPr>
-      <w:r>
-        <w:rPr>
-          <w:rFonts w:ascii="Calibri" w:eastAsia="Calibri" w:hAnsi="Calibri" w:cs="Calibri"/>
-          <w:i/>
-          <w:iCs/>
-          <w:color w:val="555555"/>
-        </w:rPr>
-        <w:t>[ Insert Screenshot: real execution output from each of the three providers, and the resulting Gemini_Logs / Mistral_Logs / Groq_Logs folders ]</w:t>
-      </w:r>
-    </w:p>
-    <w:p>
-      <w:pPr>
-        <w:pBdr>
-          <w:top w:val="single" w:sz="6" w:space="0" w:color="999999"/>
-          <w:left w:val="single" w:sz="6" w:space="0" w:color="999999"/>
-          <w:bottom w:val="single" w:sz="6" w:space="0" w:color="999999"/>
-          <w:right w:val="single" w:sz="6" w:space="0" w:color="999999"/>
-        </w:pBdr>
-        <w:shd w:val="clear" w:color="auto" w:fill="F2F2F2"/>
-        <w:spacing w:before="120" w:after="200" w:line="276" w:lineRule="auto"/>
-      </w:pPr>
-      <w:r>
-        <w:rPr>
-          <w:rFonts w:ascii="Calibri" w:eastAsia="Calibri" w:hAnsi="Calibri" w:cs="Calibri"/>
-          <w:i/>
-          <w:iCs/>
-          <w:color w:val="555555"/>
-        </w:rPr>
-        <w:t>[ Insert Screenshot: final repository view showing all updated runner scripts, capture_environment.py, and the consolidation scripts, committed ]</w:t>
+        <w:drawing>
+          <wp:inline distT="0" distB="0" distL="0" distR="0" wp14:anchorId="0729AB94" wp14:editId="1F303C2F">
+            <wp:extent cx="4995862" cy="5327433"/>
+            <wp:effectExtent l="0" t="0" r="0" b="6985"/>
+            <wp:docPr id="202522688" name="Picture 2"/>
+            <wp:cNvGraphicFramePr>
+              <a:graphicFrameLocks xmlns:a="http://schemas.openxmlformats.org/drawingml/2006/main" noChangeAspect="1"/>
+            </wp:cNvGraphicFramePr>
+            <a:graphic xmlns:a="http://schemas.openxmlformats.org/drawingml/2006/main">
+              <a:graphicData uri="http://schemas.openxmlformats.org/drawingml/2006/picture">
+                <pic:pic xmlns:pic="http://schemas.openxmlformats.org/drawingml/2006/picture">
+                  <pic:nvPicPr>
+                    <pic:cNvPr id="202522688" name="Picture 202522688"/>
+                    <pic:cNvPicPr/>
+                  </pic:nvPicPr>
+                  <pic:blipFill>
+                    <a:blip r:embed="rId12">
+                      <a:extLst>
+                        <a:ext uri="{28A0092B-C50C-407E-A947-70E740481C1C}">
+                          <a14:useLocalDpi xmlns:a14="http://schemas.microsoft.com/office/drawing/2010/main" val="0"/>
+                        </a:ext>
+                      </a:extLst>
+                    </a:blip>
+                    <a:stretch>
+                      <a:fillRect/>
+                    </a:stretch>
+                  </pic:blipFill>
+                  <pic:spPr>
+                    <a:xfrm>
+                      <a:off x="0" y="0"/>
+                      <a:ext cx="5001188" cy="5333112"/>
+                    </a:xfrm>
+                    <a:prstGeom prst="rect">
+                      <a:avLst/>
+                    </a:prstGeom>
+                  </pic:spPr>
+                </pic:pic>
+              </a:graphicData>
+            </a:graphic>
+          </wp:inline>
+        </w:drawing>
       </w:r>
     </w:p>
     <w:p>
       <w:pPr>
         <w:pStyle w:val="Heading2"/>
         <w:spacing w:before="200" w:after="100"/>
-      </w:pPr>
-      <w:r>
         <w:rPr>
           <w:rFonts w:ascii="Calibri" w:eastAsia="Calibri" w:hAnsi="Calibri" w:cs="Calibri"/>
           <w:b/>
           <w:bCs/>
           <w:sz w:val="23"/>
           <w:szCs w:val="23"/>
+          <w:lang w:val="en-US"/>
+        </w:rPr>
+      </w:pPr>
+    </w:p>
+    <w:p>
+      <w:pPr>
+        <w:pStyle w:val="Heading2"/>
+        <w:spacing w:before="200" w:after="100"/>
+      </w:pPr>
+      <w:r>
+        <w:rPr>
+          <w:rFonts w:ascii="Calibri" w:eastAsia="Calibri" w:hAnsi="Calibri" w:cs="Calibri"/>
+          <w:b/>
+          <w:bCs/>
+          <w:sz w:val="23"/>
+          <w:szCs w:val="23"/>
         </w:rPr>
         <w:t>Next Steps</w:t>
       </w:r>
@@ -923,8 +1348,43 @@
           <w:rFonts w:ascii="Calibri" w:eastAsia="Calibri" w:hAnsi="Calibri" w:cs="Calibri"/>
           <w:sz w:val="22"/>
           <w:szCs w:val="22"/>
-        </w:rPr>
-        <w:t>Execute all three runners for real against the full 220-prompt dataset (300 calls per provider, accounting for the stochastic sample), capture the environment specification at the start of the collection session, then proceed to Week 5's automated scoring using the already-built llm_judge_scorer.py, which includes explicit success/failure scoring anchors per the supervisor's requirement.</w:t>
+          <w:lang w:val="en-US"/>
+        </w:rPr>
+        <w:t xml:space="preserve">After </w:t>
+      </w:r>
+      <w:r>
+        <w:rPr>
+          <w:rFonts w:ascii="Calibri" w:eastAsia="Calibri" w:hAnsi="Calibri" w:cs="Calibri"/>
+          <w:sz w:val="22"/>
+          <w:szCs w:val="22"/>
+        </w:rPr>
+        <w:t>Execut</w:t>
+      </w:r>
+      <w:r>
+        <w:rPr>
+          <w:rFonts w:ascii="Calibri" w:eastAsia="Calibri" w:hAnsi="Calibri" w:cs="Calibri"/>
+          <w:sz w:val="22"/>
+          <w:szCs w:val="22"/>
+          <w:lang w:val="en-US"/>
+        </w:rPr>
+        <w:t>i</w:t>
+      </w:r>
+      <w:r>
+        <w:rPr>
+          <w:rFonts w:ascii="Calibri" w:eastAsia="Calibri" w:hAnsi="Calibri" w:cs="Calibri"/>
+          <w:sz w:val="22"/>
+          <w:szCs w:val="22"/>
+          <w:lang w:val="en-US"/>
+        </w:rPr>
+        <w:t>on of</w:t>
+      </w:r>
+      <w:r>
+        <w:rPr>
+          <w:rFonts w:ascii="Calibri" w:eastAsia="Calibri" w:hAnsi="Calibri" w:cs="Calibri"/>
+          <w:sz w:val="22"/>
+          <w:szCs w:val="22"/>
+        </w:rPr>
+        <w:t xml:space="preserve"> all three runners for real against the full 220-prompt dataset (300 calls per provider, accounting for the stochastic sample), capture the environment specification at the start of the collection session, then proceed to Week 5's automated scoring using the llm_judge_scorer.py, which includes explicit success/failure scoring anchors per the supervisor's requirement.</w:t>
       </w:r>
     </w:p>
     <w:sectPr>
@@ -1426,6 +1886,7 @@
   <w:style w:type="paragraph" w:default="1" w:styleId="Normal">
     <w:name w:val="Normal"/>
     <w:qFormat/>
+    <w:rsid w:val="006526BF"/>
   </w:style>
   <w:style w:type="paragraph" w:styleId="Heading1">
     <w:name w:val="heading 1"/>

--- a/02_Reports/week4_progress_report.docx
+++ b/02_Reports/week4_progress_report.docx
@@ -428,309 +428,15 @@
           <w:lang w:val="en-US"/>
         </w:rPr>
       </w:pPr>
-    </w:p>
-    <w:p>
-      <w:pPr>
-        <w:spacing w:after="160" w:line="276" w:lineRule="auto"/>
+      <w:r>
         <w:rPr>
           <w:noProof/>
-          <w:lang w:val="en-US"/>
-        </w:rPr>
-      </w:pPr>
-      <w:r>
-        <w:rPr>
-          <w:b/>
-          <w:bCs/>
-          <w:sz w:val="22"/>
-          <w:szCs w:val="22"/>
-          <w:lang w:val="en-US"/>
-        </w:rPr>
-        <w:t>G</w:t>
-      </w:r>
-      <w:r>
-        <w:rPr>
-          <w:b/>
-          <w:bCs/>
-          <w:sz w:val="22"/>
-          <w:szCs w:val="22"/>
-          <w:lang w:val="en-US"/>
-        </w:rPr>
-        <w:t>roq</w:t>
-      </w:r>
-      <w:r>
-        <w:rPr>
-          <w:b/>
-          <w:bCs/>
-          <w:sz w:val="22"/>
-          <w:szCs w:val="22"/>
-          <w:lang w:val="en-US"/>
-        </w:rPr>
-        <w:t>:</w:t>
-      </w:r>
-    </w:p>
-    <w:p>
-      <w:pPr>
-        <w:spacing w:after="160" w:line="276" w:lineRule="auto"/>
-        <w:rPr>
-          <w:lang w:val="en-US"/>
-        </w:rPr>
-      </w:pPr>
-    </w:p>
-    <w:p>
-      <w:pPr>
-        <w:pStyle w:val="Heading2"/>
-        <w:spacing w:before="200" w:after="100"/>
-      </w:pPr>
-      <w:r>
-        <w:rPr>
-          <w:rFonts w:ascii="Calibri" w:eastAsia="Calibri" w:hAnsi="Calibri" w:cs="Calibri"/>
-          <w:b/>
-          <w:bCs/>
-          <w:sz w:val="23"/>
-          <w:szCs w:val="23"/>
-        </w:rPr>
-        <w:t>3.2 Temperature and Latency Tracking</w:t>
-      </w:r>
-    </w:p>
-    <w:p>
-      <w:pPr>
-        <w:spacing w:after="160" w:line="276" w:lineRule="auto"/>
-      </w:pPr>
-      <w:r>
-        <w:rPr>
-          <w:rFonts w:ascii="Calibri" w:eastAsia="Calibri" w:hAnsi="Calibri" w:cs="Calibri"/>
-          <w:sz w:val="22"/>
-          <w:szCs w:val="22"/>
-        </w:rPr>
-        <w:t>Temperature is fixed at 0.7 across all three providers as a controlled variable, passed explicitly in every API call. Latency is measured by timing the API call itself (not including throttle wait time), rounded to four decimal places, and saved into every response record alongside the response text.</w:t>
-      </w:r>
-    </w:p>
-    <w:p>
-      <w:pPr>
-        <w:pBdr>
-          <w:top w:val="single" w:sz="6" w:space="0" w:color="999999"/>
-          <w:left w:val="single" w:sz="6" w:space="0" w:color="999999"/>
-          <w:bottom w:val="single" w:sz="6" w:space="0" w:color="999999"/>
-          <w:right w:val="single" w:sz="6" w:space="0" w:color="999999"/>
-        </w:pBdr>
-        <w:shd w:val="clear" w:color="auto" w:fill="F2F2F2"/>
-        <w:spacing w:before="120" w:after="200" w:line="276" w:lineRule="auto"/>
-      </w:pPr>
-      <w:r>
-        <w:rPr>
-          <w:rFonts w:ascii="Calibri" w:eastAsia="Calibri" w:hAnsi="Calibri" w:cs="Calibri"/>
-          <w:i/>
-          <w:iCs/>
-          <w:color w:val="555555"/>
-        </w:rPr>
-        <w:t>[ Insert Screenshot: a real saved response JSON file showing populated temperature and latency_seconds fields ]</w:t>
-      </w:r>
-    </w:p>
-    <w:p>
-      <w:pPr>
-        <w:pStyle w:val="Heading2"/>
-        <w:spacing w:before="200" w:after="100"/>
-        <w:rPr>
-          <w:rFonts w:ascii="Calibri" w:eastAsia="Calibri" w:hAnsi="Calibri" w:cs="Calibri"/>
-          <w:b/>
-          <w:bCs/>
-          <w:sz w:val="23"/>
-          <w:szCs w:val="23"/>
-          <w:lang w:val="en-US"/>
-        </w:rPr>
-      </w:pPr>
-    </w:p>
-    <w:p>
-      <w:pPr>
-        <w:pStyle w:val="Heading2"/>
-        <w:spacing w:before="200" w:after="100"/>
-        <w:rPr>
-          <w:rFonts w:ascii="Calibri" w:eastAsia="Calibri" w:hAnsi="Calibri" w:cs="Calibri"/>
-          <w:b/>
-          <w:bCs/>
-          <w:sz w:val="23"/>
-          <w:szCs w:val="23"/>
-          <w:lang w:val="en-US"/>
-        </w:rPr>
-      </w:pPr>
-    </w:p>
-    <w:p>
-      <w:pPr>
-        <w:pStyle w:val="Heading2"/>
-        <w:spacing w:before="200" w:after="100"/>
-        <w:rPr>
-          <w:rFonts w:ascii="Calibri" w:eastAsia="Calibri" w:hAnsi="Calibri" w:cs="Calibri"/>
-          <w:b/>
-          <w:bCs/>
-          <w:sz w:val="23"/>
-          <w:szCs w:val="23"/>
-          <w:lang w:val="en-US"/>
-        </w:rPr>
-      </w:pPr>
-    </w:p>
-    <w:p>
-      <w:pPr>
-        <w:pStyle w:val="Heading2"/>
-        <w:spacing w:before="200" w:after="100"/>
-        <w:rPr>
-          <w:rFonts w:ascii="Calibri" w:eastAsia="Calibri" w:hAnsi="Calibri" w:cs="Calibri"/>
-          <w:b/>
-          <w:bCs/>
-          <w:sz w:val="23"/>
-          <w:szCs w:val="23"/>
-          <w:lang w:val="en-US"/>
-        </w:rPr>
-      </w:pPr>
-    </w:p>
-    <w:p>
-      <w:pPr>
-        <w:pStyle w:val="Heading2"/>
-        <w:spacing w:before="200" w:after="100"/>
-        <w:rPr>
-          <w:rFonts w:ascii="Calibri" w:eastAsia="Calibri" w:hAnsi="Calibri" w:cs="Calibri"/>
-          <w:b/>
-          <w:bCs/>
-          <w:sz w:val="23"/>
-          <w:szCs w:val="23"/>
-          <w:lang w:val="en-US"/>
-        </w:rPr>
-      </w:pPr>
-    </w:p>
-    <w:p>
-      <w:pPr>
-        <w:pStyle w:val="Heading2"/>
-        <w:spacing w:before="200" w:after="100"/>
-        <w:rPr>
-          <w:rFonts w:ascii="Calibri" w:eastAsia="Calibri" w:hAnsi="Calibri" w:cs="Calibri"/>
-          <w:b/>
-          <w:bCs/>
-          <w:sz w:val="23"/>
-          <w:szCs w:val="23"/>
-          <w:lang w:val="en-US"/>
-        </w:rPr>
-      </w:pPr>
-    </w:p>
-    <w:p>
-      <w:pPr>
-        <w:pStyle w:val="Heading2"/>
-        <w:spacing w:before="200" w:after="100"/>
-        <w:rPr>
-          <w:rFonts w:ascii="Calibri" w:eastAsia="Calibri" w:hAnsi="Calibri" w:cs="Calibri"/>
-          <w:b/>
-          <w:bCs/>
-          <w:sz w:val="23"/>
-          <w:szCs w:val="23"/>
-          <w:lang w:val="en-US"/>
-        </w:rPr>
-      </w:pPr>
-    </w:p>
-    <w:p>
-      <w:pPr>
-        <w:pStyle w:val="Heading2"/>
-        <w:spacing w:before="200" w:after="100"/>
-        <w:rPr>
-          <w:rFonts w:ascii="Calibri" w:eastAsia="Calibri" w:hAnsi="Calibri" w:cs="Calibri"/>
-          <w:b/>
-          <w:bCs/>
-          <w:sz w:val="23"/>
-          <w:szCs w:val="23"/>
-          <w:lang w:val="en-US"/>
-        </w:rPr>
-      </w:pPr>
-    </w:p>
-    <w:p>
-      <w:pPr>
-        <w:pStyle w:val="Heading2"/>
-        <w:spacing w:before="200" w:after="100"/>
-        <w:rPr>
-          <w:rFonts w:ascii="Calibri" w:eastAsia="Calibri" w:hAnsi="Calibri" w:cs="Calibri"/>
-          <w:b/>
-          <w:bCs/>
-          <w:sz w:val="23"/>
-          <w:szCs w:val="23"/>
-          <w:lang w:val="en-US"/>
-        </w:rPr>
-      </w:pPr>
-    </w:p>
-    <w:p>
-      <w:pPr>
-        <w:pStyle w:val="Heading2"/>
-        <w:spacing w:before="200" w:after="100"/>
-        <w:rPr>
-          <w:rFonts w:ascii="Calibri" w:eastAsia="Calibri" w:hAnsi="Calibri" w:cs="Calibri"/>
-          <w:b/>
-          <w:bCs/>
-          <w:sz w:val="23"/>
-          <w:szCs w:val="23"/>
-          <w:lang w:val="en-US"/>
-        </w:rPr>
-      </w:pPr>
-    </w:p>
-    <w:p>
-      <w:pPr>
-        <w:pStyle w:val="Heading2"/>
-        <w:spacing w:before="200" w:after="100"/>
-        <w:rPr>
-          <w:rFonts w:ascii="Calibri" w:eastAsia="Calibri" w:hAnsi="Calibri" w:cs="Calibri"/>
-          <w:b/>
-          <w:bCs/>
-          <w:sz w:val="23"/>
-          <w:szCs w:val="23"/>
-          <w:lang w:val="en-US"/>
-        </w:rPr>
-      </w:pPr>
-    </w:p>
-    <w:p>
-      <w:pPr>
-        <w:pStyle w:val="Heading2"/>
-        <w:spacing w:before="200" w:after="100"/>
-      </w:pPr>
-      <w:r>
-        <w:rPr>
-          <w:rFonts w:ascii="Calibri" w:eastAsia="Calibri" w:hAnsi="Calibri" w:cs="Calibri"/>
-          <w:b/>
-          <w:bCs/>
-          <w:sz w:val="23"/>
-          <w:szCs w:val="23"/>
-        </w:rPr>
-        <w:t>3.3 Controlled Environment Capture</w:t>
-      </w:r>
-    </w:p>
-    <w:p>
-      <w:pPr>
-        <w:spacing w:after="160" w:line="276" w:lineRule="auto"/>
-        <w:rPr>
-          <w:rFonts w:ascii="Calibri" w:eastAsia="Calibri" w:hAnsi="Calibri" w:cs="Calibri"/>
-          <w:sz w:val="22"/>
-          <w:szCs w:val="22"/>
-          <w:lang w:val="en-US"/>
-        </w:rPr>
-      </w:pPr>
-      <w:r>
-        <w:rPr>
-          <w:rFonts w:ascii="Calibri" w:eastAsia="Calibri" w:hAnsi="Calibri" w:cs="Calibri"/>
-          <w:sz w:val="22"/>
-          <w:szCs w:val="22"/>
-        </w:rPr>
-        <w:t>capture_environment.py records the operating system, CPU, RAM, Python version, installed SDK versions, network connectivity status, and the fixed model/temperature configuration for all three providers, saved as a timestamped JSON snapshot. This is intended to be run at the start of each data collection session, so any run-to-run inconsistency can later be checked against whether the environment itself changed.</w:t>
-      </w:r>
-    </w:p>
-    <w:p>
-      <w:pPr>
-        <w:spacing w:after="160" w:line="276" w:lineRule="auto"/>
-        <w:rPr>
-          <w:lang w:val="en-US"/>
-        </w:rPr>
-      </w:pPr>
-      <w:r>
-        <w:rPr>
-          <w:noProof/>
         </w:rPr>
         <w:drawing>
-          <wp:inline distT="0" distB="0" distL="0" distR="0" wp14:anchorId="683B184A" wp14:editId="4EF73091">
-            <wp:extent cx="6400800" cy="3295650"/>
+          <wp:inline distT="0" distB="0" distL="0" distR="0" wp14:anchorId="1A7A756E" wp14:editId="7BFFEA79">
+            <wp:extent cx="6400800" cy="3600450"/>
             <wp:effectExtent l="0" t="0" r="0" b="0"/>
-            <wp:docPr id="626523085" name="Picture 1"/>
+            <wp:docPr id="1821888909" name="Picture 1"/>
             <wp:cNvGraphicFramePr>
               <a:graphicFrameLocks xmlns:a="http://schemas.openxmlformats.org/drawingml/2006/main" noChangeAspect="1"/>
             </wp:cNvGraphicFramePr>
@@ -738,7 +444,7 @@
               <a:graphicData uri="http://schemas.openxmlformats.org/drawingml/2006/picture">
                 <pic:pic xmlns:pic="http://schemas.openxmlformats.org/drawingml/2006/picture">
                   <pic:nvPicPr>
-                    <pic:cNvPr id="626523085" name=""/>
+                    <pic:cNvPr id="1821888909" name=""/>
                     <pic:cNvPicPr/>
                   </pic:nvPicPr>
                   <pic:blipFill>
@@ -750,7 +456,7 @@
                   <pic:spPr>
                     <a:xfrm>
                       <a:off x="0" y="0"/>
-                      <a:ext cx="6402630" cy="3296592"/>
+                      <a:ext cx="6400800" cy="3600450"/>
                     </a:xfrm>
                     <a:prstGeom prst="rect">
                       <a:avLst/>
@@ -767,14 +473,103 @@
       <w:pPr>
         <w:spacing w:after="160" w:line="276" w:lineRule="auto"/>
         <w:rPr>
-          <w:lang w:val="en-US"/>
-        </w:rPr>
-      </w:pPr>
-    </w:p>
-    <w:p>
-      <w:pPr>
-        <w:spacing w:after="160" w:line="276" w:lineRule="auto"/>
-        <w:rPr>
+          <w:b/>
+          <w:bCs/>
+          <w:sz w:val="22"/>
+          <w:szCs w:val="22"/>
+          <w:lang w:val="en-US"/>
+        </w:rPr>
+      </w:pPr>
+    </w:p>
+    <w:p>
+      <w:pPr>
+        <w:spacing w:after="160" w:line="276" w:lineRule="auto"/>
+        <w:rPr>
+          <w:b/>
+          <w:bCs/>
+          <w:sz w:val="22"/>
+          <w:szCs w:val="22"/>
+          <w:lang w:val="en-US"/>
+        </w:rPr>
+      </w:pPr>
+    </w:p>
+    <w:p>
+      <w:pPr>
+        <w:spacing w:after="160" w:line="276" w:lineRule="auto"/>
+        <w:rPr>
+          <w:b/>
+          <w:bCs/>
+          <w:sz w:val="22"/>
+          <w:szCs w:val="22"/>
+          <w:lang w:val="en-US"/>
+        </w:rPr>
+      </w:pPr>
+    </w:p>
+    <w:p>
+      <w:pPr>
+        <w:spacing w:after="160" w:line="276" w:lineRule="auto"/>
+        <w:rPr>
+          <w:b/>
+          <w:bCs/>
+          <w:sz w:val="22"/>
+          <w:szCs w:val="22"/>
+          <w:lang w:val="en-US"/>
+        </w:rPr>
+      </w:pPr>
+    </w:p>
+    <w:p>
+      <w:pPr>
+        <w:spacing w:after="160" w:line="276" w:lineRule="auto"/>
+        <w:rPr>
+          <w:b/>
+          <w:bCs/>
+          <w:sz w:val="22"/>
+          <w:szCs w:val="22"/>
+          <w:lang w:val="en-US"/>
+        </w:rPr>
+      </w:pPr>
+      <w:proofErr w:type="spellStart"/>
+      <w:r>
+        <w:rPr>
+          <w:b/>
+          <w:bCs/>
+          <w:sz w:val="22"/>
+          <w:szCs w:val="22"/>
+          <w:lang w:val="en-US"/>
+        </w:rPr>
+        <w:lastRenderedPageBreak/>
+        <w:t>G</w:t>
+      </w:r>
+      <w:r>
+        <w:rPr>
+          <w:b/>
+          <w:bCs/>
+          <w:sz w:val="22"/>
+          <w:szCs w:val="22"/>
+          <w:lang w:val="en-US"/>
+        </w:rPr>
+        <w:t>roq</w:t>
+      </w:r>
+      <w:proofErr w:type="spellEnd"/>
+      <w:r>
+        <w:rPr>
+          <w:b/>
+          <w:bCs/>
+          <w:sz w:val="22"/>
+          <w:szCs w:val="22"/>
+          <w:lang w:val="en-US"/>
+        </w:rPr>
+        <w:t>:</w:t>
+      </w:r>
+    </w:p>
+    <w:p>
+      <w:pPr>
+        <w:spacing w:after="160" w:line="276" w:lineRule="auto"/>
+        <w:rPr>
+          <w:b/>
+          <w:bCs/>
+          <w:sz w:val="22"/>
+          <w:szCs w:val="22"/>
           <w:lang w:val="en-US"/>
         </w:rPr>
       </w:pPr>
@@ -782,12 +577,11 @@
         <w:rPr>
           <w:noProof/>
         </w:rPr>
-        <w:lastRenderedPageBreak/>
         <w:drawing>
-          <wp:inline distT="0" distB="0" distL="0" distR="0" wp14:anchorId="29AEAF2A" wp14:editId="50125EA3">
-            <wp:extent cx="6400800" cy="3319463"/>
+          <wp:inline distT="0" distB="0" distL="0" distR="0" wp14:anchorId="3B450230" wp14:editId="033AE9DF">
+            <wp:extent cx="6400800" cy="3600450"/>
             <wp:effectExtent l="0" t="0" r="0" b="0"/>
-            <wp:docPr id="482051815" name="Picture 1"/>
+            <wp:docPr id="1124734335" name="Picture 1"/>
             <wp:cNvGraphicFramePr>
               <a:graphicFrameLocks xmlns:a="http://schemas.openxmlformats.org/drawingml/2006/main" noChangeAspect="1"/>
             </wp:cNvGraphicFramePr>
@@ -795,7 +589,7 @@
               <a:graphicData uri="http://schemas.openxmlformats.org/drawingml/2006/picture">
                 <pic:pic xmlns:pic="http://schemas.openxmlformats.org/drawingml/2006/picture">
                   <pic:nvPicPr>
-                    <pic:cNvPr id="482051815" name=""/>
+                    <pic:cNvPr id="1124734335" name=""/>
                     <pic:cNvPicPr/>
                   </pic:nvPicPr>
                   <pic:blipFill>
@@ -807,7 +601,7 @@
                   <pic:spPr>
                     <a:xfrm>
                       <a:off x="0" y="0"/>
-                      <a:ext cx="6405731" cy="3322020"/>
+                      <a:ext cx="6400800" cy="3600450"/>
                     </a:xfrm>
                     <a:prstGeom prst="rect">
                       <a:avLst/>
@@ -824,18 +618,274 @@
       <w:pPr>
         <w:spacing w:after="160" w:line="276" w:lineRule="auto"/>
         <w:rPr>
-          <w:lang w:val="en-US"/>
-        </w:rPr>
-      </w:pPr>
-      <w:r>
-        <w:rPr>
           <w:noProof/>
+          <w:lang w:val="en-US"/>
+        </w:rPr>
+      </w:pPr>
+    </w:p>
+    <w:p>
+      <w:pPr>
+        <w:spacing w:after="160" w:line="276" w:lineRule="auto"/>
+        <w:rPr>
+          <w:lang w:val="en-US"/>
+        </w:rPr>
+      </w:pPr>
+    </w:p>
+    <w:p>
+      <w:pPr>
+        <w:pStyle w:val="Heading2"/>
+        <w:spacing w:before="200" w:after="100"/>
+      </w:pPr>
+      <w:r>
+        <w:rPr>
+          <w:rFonts w:ascii="Calibri" w:eastAsia="Calibri" w:hAnsi="Calibri" w:cs="Calibri"/>
+          <w:b/>
+          <w:bCs/>
+          <w:sz w:val="23"/>
+          <w:szCs w:val="23"/>
+        </w:rPr>
+        <w:t>3.2 Temperature and Latency Tracking</w:t>
+      </w:r>
+    </w:p>
+    <w:p>
+      <w:pPr>
+        <w:spacing w:after="160" w:line="276" w:lineRule="auto"/>
+      </w:pPr>
+      <w:r>
+        <w:rPr>
+          <w:rFonts w:ascii="Calibri" w:eastAsia="Calibri" w:hAnsi="Calibri" w:cs="Calibri"/>
+          <w:sz w:val="22"/>
+          <w:szCs w:val="22"/>
+        </w:rPr>
+        <w:t>Temperature is fixed at 0.7 across all three providers as a controlled variable, passed explicitly in every API call. Latency is measured by timing the API call itself (not including throttle wait time), rounded to four decimal places, and saved into every response record alongside the response text.</w:t>
+      </w:r>
+    </w:p>
+    <w:p>
+      <w:pPr>
+        <w:pBdr>
+          <w:top w:val="single" w:sz="6" w:space="0" w:color="999999"/>
+          <w:left w:val="single" w:sz="6" w:space="0" w:color="999999"/>
+          <w:bottom w:val="single" w:sz="6" w:space="0" w:color="999999"/>
+          <w:right w:val="single" w:sz="6" w:space="0" w:color="999999"/>
+        </w:pBdr>
+        <w:shd w:val="clear" w:color="auto" w:fill="F2F2F2"/>
+        <w:spacing w:before="120" w:after="200" w:line="276" w:lineRule="auto"/>
+      </w:pPr>
+      <w:r>
+        <w:rPr>
+          <w:rFonts w:ascii="Calibri" w:eastAsia="Calibri" w:hAnsi="Calibri" w:cs="Calibri"/>
+          <w:i/>
+          <w:iCs/>
+          <w:color w:val="555555"/>
+        </w:rPr>
+        <w:t>[ Insert Screenshot: a real saved response JSON file showing populated temperature and latency_seconds fields ]</w:t>
+      </w:r>
+    </w:p>
+    <w:p>
+      <w:pPr>
+        <w:pStyle w:val="Heading2"/>
+        <w:spacing w:before="200" w:after="100"/>
+        <w:rPr>
+          <w:rFonts w:ascii="Calibri" w:eastAsia="Calibri" w:hAnsi="Calibri" w:cs="Calibri"/>
+          <w:b/>
+          <w:bCs/>
+          <w:sz w:val="23"/>
+          <w:szCs w:val="23"/>
+          <w:lang w:val="en-US"/>
+        </w:rPr>
+      </w:pPr>
+    </w:p>
+    <w:p>
+      <w:pPr>
+        <w:pStyle w:val="Heading2"/>
+        <w:spacing w:before="200" w:after="100"/>
+        <w:rPr>
+          <w:rFonts w:ascii="Calibri" w:eastAsia="Calibri" w:hAnsi="Calibri" w:cs="Calibri"/>
+          <w:b/>
+          <w:bCs/>
+          <w:sz w:val="23"/>
+          <w:szCs w:val="23"/>
+          <w:lang w:val="en-US"/>
+        </w:rPr>
+      </w:pPr>
+    </w:p>
+    <w:p>
+      <w:pPr>
+        <w:pStyle w:val="Heading2"/>
+        <w:spacing w:before="200" w:after="100"/>
+        <w:rPr>
+          <w:rFonts w:ascii="Calibri" w:eastAsia="Calibri" w:hAnsi="Calibri" w:cs="Calibri"/>
+          <w:b/>
+          <w:bCs/>
+          <w:sz w:val="23"/>
+          <w:szCs w:val="23"/>
+          <w:lang w:val="en-US"/>
+        </w:rPr>
+      </w:pPr>
+    </w:p>
+    <w:p>
+      <w:pPr>
+        <w:pStyle w:val="Heading2"/>
+        <w:spacing w:before="200" w:after="100"/>
+        <w:rPr>
+          <w:rFonts w:ascii="Calibri" w:eastAsia="Calibri" w:hAnsi="Calibri" w:cs="Calibri"/>
+          <w:b/>
+          <w:bCs/>
+          <w:sz w:val="23"/>
+          <w:szCs w:val="23"/>
+          <w:lang w:val="en-US"/>
+        </w:rPr>
+      </w:pPr>
+    </w:p>
+    <w:p>
+      <w:pPr>
+        <w:pStyle w:val="Heading2"/>
+        <w:spacing w:before="200" w:after="100"/>
+        <w:rPr>
+          <w:rFonts w:ascii="Calibri" w:eastAsia="Calibri" w:hAnsi="Calibri" w:cs="Calibri"/>
+          <w:b/>
+          <w:bCs/>
+          <w:sz w:val="23"/>
+          <w:szCs w:val="23"/>
+          <w:lang w:val="en-US"/>
+        </w:rPr>
+      </w:pPr>
+    </w:p>
+    <w:p>
+      <w:pPr>
+        <w:pStyle w:val="Heading2"/>
+        <w:spacing w:before="200" w:after="100"/>
+        <w:rPr>
+          <w:rFonts w:ascii="Calibri" w:eastAsia="Calibri" w:hAnsi="Calibri" w:cs="Calibri"/>
+          <w:b/>
+          <w:bCs/>
+          <w:sz w:val="23"/>
+          <w:szCs w:val="23"/>
+          <w:lang w:val="en-US"/>
+        </w:rPr>
+      </w:pPr>
+    </w:p>
+    <w:p>
+      <w:pPr>
+        <w:pStyle w:val="Heading2"/>
+        <w:spacing w:before="200" w:after="100"/>
+        <w:rPr>
+          <w:rFonts w:ascii="Calibri" w:eastAsia="Calibri" w:hAnsi="Calibri" w:cs="Calibri"/>
+          <w:b/>
+          <w:bCs/>
+          <w:sz w:val="23"/>
+          <w:szCs w:val="23"/>
+          <w:lang w:val="en-US"/>
+        </w:rPr>
+      </w:pPr>
+    </w:p>
+    <w:p>
+      <w:pPr>
+        <w:pStyle w:val="Heading2"/>
+        <w:spacing w:before="200" w:after="100"/>
+        <w:rPr>
+          <w:rFonts w:ascii="Calibri" w:eastAsia="Calibri" w:hAnsi="Calibri" w:cs="Calibri"/>
+          <w:b/>
+          <w:bCs/>
+          <w:sz w:val="23"/>
+          <w:szCs w:val="23"/>
+          <w:lang w:val="en-US"/>
+        </w:rPr>
+      </w:pPr>
+    </w:p>
+    <w:p>
+      <w:pPr>
+        <w:pStyle w:val="Heading2"/>
+        <w:spacing w:before="200" w:after="100"/>
+        <w:rPr>
+          <w:rFonts w:ascii="Calibri" w:eastAsia="Calibri" w:hAnsi="Calibri" w:cs="Calibri"/>
+          <w:b/>
+          <w:bCs/>
+          <w:sz w:val="23"/>
+          <w:szCs w:val="23"/>
+          <w:lang w:val="en-US"/>
+        </w:rPr>
+      </w:pPr>
+    </w:p>
+    <w:p>
+      <w:pPr>
+        <w:pStyle w:val="Heading2"/>
+        <w:spacing w:before="200" w:after="100"/>
+        <w:rPr>
+          <w:rFonts w:ascii="Calibri" w:eastAsia="Calibri" w:hAnsi="Calibri" w:cs="Calibri"/>
+          <w:b/>
+          <w:bCs/>
+          <w:sz w:val="23"/>
+          <w:szCs w:val="23"/>
+          <w:lang w:val="en-US"/>
+        </w:rPr>
+      </w:pPr>
+    </w:p>
+    <w:p>
+      <w:pPr>
+        <w:pStyle w:val="Heading2"/>
+        <w:spacing w:before="200" w:after="100"/>
+        <w:rPr>
+          <w:rFonts w:ascii="Calibri" w:eastAsia="Calibri" w:hAnsi="Calibri" w:cs="Calibri"/>
+          <w:b/>
+          <w:bCs/>
+          <w:sz w:val="23"/>
+          <w:szCs w:val="23"/>
+          <w:lang w:val="en-US"/>
+        </w:rPr>
+      </w:pPr>
+    </w:p>
+    <w:p>
+      <w:pPr>
+        <w:pStyle w:val="Heading2"/>
+        <w:spacing w:before="200" w:after="100"/>
+      </w:pPr>
+      <w:r>
+        <w:rPr>
+          <w:rFonts w:ascii="Calibri" w:eastAsia="Calibri" w:hAnsi="Calibri" w:cs="Calibri"/>
+          <w:b/>
+          <w:bCs/>
+          <w:sz w:val="23"/>
+          <w:szCs w:val="23"/>
+        </w:rPr>
+        <w:t>3.3 Controlled Environment Capture</w:t>
+      </w:r>
+    </w:p>
+    <w:p>
+      <w:pPr>
+        <w:spacing w:after="160" w:line="276" w:lineRule="auto"/>
+        <w:rPr>
+          <w:rFonts w:ascii="Calibri" w:eastAsia="Calibri" w:hAnsi="Calibri" w:cs="Calibri"/>
+          <w:sz w:val="22"/>
+          <w:szCs w:val="22"/>
+          <w:lang w:val="en-US"/>
+        </w:rPr>
+      </w:pPr>
+      <w:r>
+        <w:rPr>
+          <w:rFonts w:ascii="Calibri" w:eastAsia="Calibri" w:hAnsi="Calibri" w:cs="Calibri"/>
+          <w:sz w:val="22"/>
+          <w:szCs w:val="22"/>
+        </w:rPr>
+        <w:t>capture_environment.py records the operating system, CPU, RAM, Python version, installed SDK versions, network connectivity status, and the fixed model/temperature configuration for all three providers, saved as a timestamped JSON snapshot. This is intended to be run at the start of each data collection session, so any run-to-run inconsistency can later be checked against whether the environment itself changed.</w:t>
+      </w:r>
+    </w:p>
+    <w:p>
+      <w:pPr>
+        <w:spacing w:after="160" w:line="276" w:lineRule="auto"/>
+        <w:rPr>
+          <w:lang w:val="en-US"/>
+        </w:rPr>
+      </w:pPr>
+      <w:r>
+        <w:rPr>
+          <w:noProof/>
         </w:rPr>
         <w:drawing>
-          <wp:inline distT="0" distB="0" distL="0" distR="0" wp14:anchorId="1FF310D9" wp14:editId="2DBB368F">
-            <wp:extent cx="6400800" cy="3305175"/>
-            <wp:effectExtent l="0" t="0" r="0" b="9525"/>
-            <wp:docPr id="1712652061" name="Picture 1"/>
+          <wp:inline distT="0" distB="0" distL="0" distR="0" wp14:anchorId="427806F5" wp14:editId="04509B2E">
+            <wp:extent cx="6400800" cy="3024187"/>
+            <wp:effectExtent l="0" t="0" r="0" b="5080"/>
+            <wp:docPr id="582408883" name="Picture 1"/>
             <wp:cNvGraphicFramePr>
               <a:graphicFrameLocks xmlns:a="http://schemas.openxmlformats.org/drawingml/2006/main" noChangeAspect="1"/>
             </wp:cNvGraphicFramePr>
@@ -843,7 +893,7 @@
               <a:graphicData uri="http://schemas.openxmlformats.org/drawingml/2006/picture">
                 <pic:pic xmlns:pic="http://schemas.openxmlformats.org/drawingml/2006/picture">
                   <pic:nvPicPr>
-                    <pic:cNvPr id="1712652061" name=""/>
+                    <pic:cNvPr id="582408883" name=""/>
                     <pic:cNvPicPr/>
                   </pic:nvPicPr>
                   <pic:blipFill>
@@ -855,7 +905,7 @@
                   <pic:spPr>
                     <a:xfrm>
                       <a:off x="0" y="0"/>
-                      <a:ext cx="6402576" cy="3306092"/>
+                      <a:ext cx="6403981" cy="3025690"/>
                     </a:xfrm>
                     <a:prstGeom prst="rect">
                       <a:avLst/>
@@ -878,6 +928,70 @@
     </w:p>
     <w:p>
       <w:pPr>
+        <w:spacing w:after="160" w:line="276" w:lineRule="auto"/>
+        <w:rPr>
+          <w:lang w:val="en-US"/>
+        </w:rPr>
+      </w:pPr>
+    </w:p>
+    <w:p>
+      <w:pPr>
+        <w:spacing w:after="160" w:line="276" w:lineRule="auto"/>
+        <w:rPr>
+          <w:lang w:val="en-US"/>
+        </w:rPr>
+      </w:pPr>
+      <w:r>
+        <w:rPr>
+          <w:noProof/>
+        </w:rPr>
+        <w:drawing>
+          <wp:inline distT="0" distB="0" distL="0" distR="0" wp14:anchorId="6152B034" wp14:editId="04C0B75C">
+            <wp:extent cx="6400800" cy="3109912"/>
+            <wp:effectExtent l="0" t="0" r="0" b="0"/>
+            <wp:docPr id="295166199" name="Picture 1"/>
+            <wp:cNvGraphicFramePr>
+              <a:graphicFrameLocks xmlns:a="http://schemas.openxmlformats.org/drawingml/2006/main" noChangeAspect="1"/>
+            </wp:cNvGraphicFramePr>
+            <a:graphic xmlns:a="http://schemas.openxmlformats.org/drawingml/2006/main">
+              <a:graphicData uri="http://schemas.openxmlformats.org/drawingml/2006/picture">
+                <pic:pic xmlns:pic="http://schemas.openxmlformats.org/drawingml/2006/picture">
+                  <pic:nvPicPr>
+                    <pic:cNvPr id="295166199" name=""/>
+                    <pic:cNvPicPr/>
+                  </pic:nvPicPr>
+                  <pic:blipFill>
+                    <a:blip r:embed="rId11"/>
+                    <a:stretch>
+                      <a:fillRect/>
+                    </a:stretch>
+                  </pic:blipFill>
+                  <pic:spPr>
+                    <a:xfrm>
+                      <a:off x="0" y="0"/>
+                      <a:ext cx="6402651" cy="3110811"/>
+                    </a:xfrm>
+                    <a:prstGeom prst="rect">
+                      <a:avLst/>
+                    </a:prstGeom>
+                  </pic:spPr>
+                </pic:pic>
+              </a:graphicData>
+            </a:graphic>
+          </wp:inline>
+        </w:drawing>
+      </w:r>
+    </w:p>
+    <w:p>
+      <w:pPr>
+        <w:spacing w:after="160" w:line="276" w:lineRule="auto"/>
+        <w:rPr>
+          <w:lang w:val="en-US"/>
+        </w:rPr>
+      </w:pPr>
+    </w:p>
+    <w:p>
+      <w:pPr>
         <w:pStyle w:val="Heading2"/>
         <w:spacing w:before="200" w:after="100"/>
       </w:pPr>
@@ -923,7 +1037,6 @@
           <w:iCs/>
           <w:color w:val="555555"/>
         </w:rPr>
-        <w:lastRenderedPageBreak/>
         <w:t>[ Insert Screenshot: Readable_Results docx showing a stochastic-sample prompt with all 5 runs visible ]</w:t>
       </w:r>
     </w:p>
@@ -1010,29 +1123,6 @@
     </w:p>
     <w:p>
       <w:pPr>
-        <w:spacing w:after="100" w:line="276" w:lineRule="auto"/>
-        <w:rPr>
-          <w:lang w:val="en-US"/>
-        </w:rPr>
-      </w:pPr>
-    </w:p>
-    <w:p>
-      <w:pPr>
-        <w:spacing w:after="100" w:line="276" w:lineRule="auto"/>
-        <w:rPr>
-          <w:lang w:val="en-US"/>
-        </w:rPr>
-      </w:pPr>
-    </w:p>
-    <w:p>
-      <w:pPr>
-        <w:pStyle w:val="ListParagraph"/>
-        <w:spacing w:after="100" w:line="276" w:lineRule="auto"/>
-        <w:ind w:left="720"/>
-      </w:pPr>
-    </w:p>
-    <w:p>
-      <w:pPr>
         <w:pStyle w:val="ListParagraph"/>
         <w:numPr>
           <w:ilvl w:val="0"/>
@@ -1055,22 +1145,72 @@
         <w:spacing w:after="100" w:line="276" w:lineRule="auto"/>
         <w:ind w:left="720"/>
       </w:pPr>
+    </w:p>
+    <w:p>
+      <w:pPr>
+        <w:pStyle w:val="ListParagraph"/>
+        <w:spacing w:after="100" w:line="276" w:lineRule="auto"/>
+        <w:ind w:left="720"/>
+        <w:rPr>
+          <w:lang w:val="en-US"/>
+        </w:rPr>
+      </w:pPr>
+    </w:p>
+    <w:p>
+      <w:pPr>
+        <w:pStyle w:val="ListParagraph"/>
+        <w:spacing w:after="100" w:line="276" w:lineRule="auto"/>
+        <w:ind w:left="720"/>
+        <w:rPr>
+          <w:lang w:val="en-US"/>
+        </w:rPr>
+      </w:pPr>
+    </w:p>
+    <w:p>
+      <w:pPr>
+        <w:pStyle w:val="ListParagraph"/>
+        <w:spacing w:after="100" w:line="276" w:lineRule="auto"/>
+        <w:ind w:left="720"/>
+        <w:rPr>
+          <w:lang w:val="en-US"/>
+        </w:rPr>
+      </w:pPr>
+    </w:p>
+    <w:p>
+      <w:pPr>
+        <w:pStyle w:val="ListParagraph"/>
+        <w:spacing w:after="100" w:line="276" w:lineRule="auto"/>
+        <w:ind w:left="720"/>
+        <w:rPr>
+          <w:lang w:val="en-US"/>
+        </w:rPr>
+      </w:pPr>
+    </w:p>
+    <w:p>
+      <w:pPr>
+        <w:pStyle w:val="ListParagraph"/>
+        <w:spacing w:after="100" w:line="276" w:lineRule="auto"/>
+        <w:ind w:left="720"/>
+        <w:rPr>
+          <w:lang w:val="en-US"/>
+        </w:rPr>
+      </w:pPr>
       <w:r>
         <w:rPr>
           <w:noProof/>
         </w:rPr>
         <w:lastRenderedPageBreak/>
         <w:drawing>
-          <wp:anchor distT="0" distB="0" distL="114300" distR="114300" simplePos="0" relativeHeight="251659264" behindDoc="0" locked="0" layoutInCell="1" allowOverlap="1" wp14:anchorId="19AB01DF" wp14:editId="5971E8A4">
+          <wp:anchor distT="0" distB="0" distL="114300" distR="114300" simplePos="0" relativeHeight="251659264" behindDoc="0" locked="0" layoutInCell="1" allowOverlap="1" wp14:anchorId="19AB01DF" wp14:editId="647FD5E6">
             <wp:simplePos x="0" y="0"/>
             <wp:positionH relativeFrom="margin">
-              <wp:posOffset>885825</wp:posOffset>
+              <wp:posOffset>1419225</wp:posOffset>
             </wp:positionH>
             <wp:positionV relativeFrom="paragraph">
-              <wp:posOffset>186055</wp:posOffset>
+              <wp:posOffset>0</wp:posOffset>
             </wp:positionV>
-            <wp:extent cx="4791075" cy="5109210"/>
-            <wp:effectExtent l="0" t="0" r="9525" b="0"/>
+            <wp:extent cx="3552825" cy="3100070"/>
+            <wp:effectExtent l="0" t="0" r="9525" b="5080"/>
             <wp:wrapTopAndBottom/>
             <wp:docPr id="58513001" name="Picture 1"/>
             <wp:cNvGraphicFramePr>
@@ -1084,7 +1224,7 @@
                     <pic:cNvPicPr/>
                   </pic:nvPicPr>
                   <pic:blipFill>
-                    <a:blip r:embed="rId11">
+                    <a:blip r:embed="rId12">
                       <a:extLst>
                         <a:ext uri="{28A0092B-C50C-407E-A947-70E740481C1C}">
                           <a14:useLocalDpi xmlns:a14="http://schemas.microsoft.com/office/drawing/2010/main" val="0"/>
@@ -1098,7 +1238,7 @@
                   <pic:spPr>
                     <a:xfrm>
                       <a:off x="0" y="0"/>
-                      <a:ext cx="4791075" cy="5109210"/>
+                      <a:ext cx="3552825" cy="3100070"/>
                     </a:xfrm>
                     <a:prstGeom prst="rect">
                       <a:avLst/>
@@ -1116,56 +1256,6 @@
           </wp:anchor>
         </w:drawing>
       </w:r>
-    </w:p>
-    <w:p>
-      <w:pPr>
-        <w:pStyle w:val="ListParagraph"/>
-        <w:spacing w:after="100" w:line="276" w:lineRule="auto"/>
-        <w:ind w:left="720"/>
-        <w:rPr>
-          <w:lang w:val="en-US"/>
-        </w:rPr>
-      </w:pPr>
-    </w:p>
-    <w:p>
-      <w:pPr>
-        <w:pStyle w:val="ListParagraph"/>
-        <w:spacing w:after="100" w:line="276" w:lineRule="auto"/>
-        <w:ind w:left="720"/>
-        <w:rPr>
-          <w:lang w:val="en-US"/>
-        </w:rPr>
-      </w:pPr>
-    </w:p>
-    <w:p>
-      <w:pPr>
-        <w:pStyle w:val="ListParagraph"/>
-        <w:spacing w:after="100" w:line="276" w:lineRule="auto"/>
-        <w:ind w:left="720"/>
-        <w:rPr>
-          <w:lang w:val="en-US"/>
-        </w:rPr>
-      </w:pPr>
-    </w:p>
-    <w:p>
-      <w:pPr>
-        <w:pStyle w:val="ListParagraph"/>
-        <w:spacing w:after="100" w:line="276" w:lineRule="auto"/>
-        <w:ind w:left="720"/>
-        <w:rPr>
-          <w:lang w:val="en-US"/>
-        </w:rPr>
-      </w:pPr>
-    </w:p>
-    <w:p>
-      <w:pPr>
-        <w:pStyle w:val="ListParagraph"/>
-        <w:spacing w:after="100" w:line="276" w:lineRule="auto"/>
-        <w:ind w:left="720"/>
-        <w:rPr>
-          <w:lang w:val="en-US"/>
-        </w:rPr>
-      </w:pPr>
     </w:p>
     <w:p>
       <w:pPr>
@@ -1282,7 +1372,7 @@
                     <pic:cNvPicPr/>
                   </pic:nvPicPr>
                   <pic:blipFill>
-                    <a:blip r:embed="rId12">
+                    <a:blip r:embed="rId13">
                       <a:extLst>
                         <a:ext uri="{28A0092B-C50C-407E-A947-70E740481C1C}">
                           <a14:useLocalDpi xmlns:a14="http://schemas.microsoft.com/office/drawing/2010/main" val="0"/>
